--- a/presentations/aurora-hotel/kp/MOST_KP_Bukhtarminskaya_EP_rev2.docx
+++ b/presentations/aurora-hotel/kp/MOST_KP_Bukhtarminskaya_EP_rev2.docx
@@ -1480,7 +1480,7 @@
                 <w:sz w:val="20"/>
                 <w:szCs w:val="20"/>
               </w:rPr>
-              <w:t xml:space="preserve">Итого без НДС</w:t>
+              <w:t xml:space="preserve">Итого по прайсу без НДС</w:t>
             </w:r>
           </w:p>
         </w:tc>
@@ -1589,7 +1589,7 @@
                 <w:sz w:val="20"/>
                 <w:szCs w:val="20"/>
               </w:rPr>
-              <w:t xml:space="preserve">НДС 16 %</w:t>
+              <w:t xml:space="preserve">Скидка: стоимость стадии 1 при договоре на все три стадии</w:t>
             </w:r>
           </w:p>
         </w:tc>
@@ -1661,7 +1661,7 @@
                 <w:sz w:val="20"/>
                 <w:szCs w:val="20"/>
               </w:rPr>
-              <w:t xml:space="preserve">4 701 638,62 ₸</w:t>
+              <w:t xml:space="preserve">− 2 938 524,14 ₸</w:t>
             </w:r>
           </w:p>
         </w:tc>
@@ -1673,7 +1673,7 @@
             <w:tcBorders>
               <w:top w:val="none" w:color="FFFFFF" w:sz="0"/>
               <w:left w:val="none" w:color="FFFFFF" w:sz="0"/>
-              <w:bottom w:val="single" w:color="111111" w:sz="8"/>
+              <w:bottom w:val="single" w:color="DCDCDC" w:sz="4"/>
               <w:right w:val="none" w:color="FFFFFF" w:sz="0"/>
             </w:tcBorders>
             <w:tcMar>
@@ -1698,7 +1698,7 @@
                 <w:sz w:val="20"/>
                 <w:szCs w:val="20"/>
               </w:rPr>
-              <w:t xml:space="preserve">Итого к оплате с НДС</w:t>
+              <w:t xml:space="preserve">Итого со скидкой без НДС</w:t>
             </w:r>
           </w:p>
         </w:tc>
@@ -1708,7 +1708,7 @@
             <w:tcBorders>
               <w:top w:val="none" w:color="FFFFFF" w:sz="0"/>
               <w:left w:val="none" w:color="FFFFFF" w:sz="0"/>
-              <w:bottom w:val="single" w:color="111111" w:sz="8"/>
+              <w:bottom w:val="single" w:color="DCDCDC" w:sz="4"/>
               <w:right w:val="none" w:color="FFFFFF" w:sz="0"/>
             </w:tcBorders>
             <w:tcMar>
@@ -1744,7 +1744,7 @@
             <w:tcBorders>
               <w:top w:val="none" w:color="FFFFFF" w:sz="0"/>
               <w:left w:val="none" w:color="FFFFFF" w:sz="0"/>
-              <w:bottom w:val="single" w:color="111111" w:sz="8"/>
+              <w:bottom w:val="single" w:color="DCDCDC" w:sz="4"/>
               <w:right w:val="none" w:color="FFFFFF" w:sz="0"/>
             </w:tcBorders>
             <w:tcMar>
@@ -1770,7 +1770,225 @@
                 <w:sz w:val="20"/>
                 <w:szCs w:val="20"/>
               </w:rPr>
-              <w:t xml:space="preserve">34 086 880,00 ₸</w:t>
+              <w:t xml:space="preserve">26 446 717,24 ₸</w:t>
+            </w:r>
+          </w:p>
+        </w:tc>
+      </w:tr>
+      <w:tr>
+        <w:tc>
+          <w:tcPr>
+            <w:tcW w:type="dxa" w:w="5239"/>
+            <w:tcBorders>
+              <w:top w:val="none" w:color="FFFFFF" w:sz="0"/>
+              <w:left w:val="none" w:color="FFFFFF" w:sz="0"/>
+              <w:bottom w:val="single" w:color="DCDCDC" w:sz="4"/>
+              <w:right w:val="none" w:color="FFFFFF" w:sz="0"/>
+            </w:tcBorders>
+            <w:tcMar>
+              <w:top w:type="dxa" w:w="90"/>
+              <w:left w:type="dxa" w:w="120"/>
+              <w:bottom w:type="dxa" w:w="90"/>
+              <w:right w:type="dxa" w:w="120"/>
+            </w:tcMar>
+          </w:tcPr>
+          <w:p>
+            <w:pPr>
+              <w:spacing w:after="0" w:line="240"/>
+            </w:pPr>
+            <w:r>
+              <w:rPr>
+                <w:rFonts w:ascii="Arial" w:cs="Arial" w:eastAsia="Arial" w:hAnsi="Arial"/>
+                <w:b w:val="false"/>
+                <w:bCs w:val="false"/>
+                <w:i w:val="false"/>
+                <w:iCs w:val="false"/>
+                <w:color w:val="111111"/>
+                <w:sz w:val="20"/>
+                <w:szCs w:val="20"/>
+              </w:rPr>
+              <w:t xml:space="preserve">НДС 16 %</w:t>
+            </w:r>
+          </w:p>
+        </w:tc>
+        <w:tc>
+          <w:tcPr>
+            <w:tcW w:type="dxa" w:w="1600"/>
+            <w:tcBorders>
+              <w:top w:val="none" w:color="FFFFFF" w:sz="0"/>
+              <w:left w:val="none" w:color="FFFFFF" w:sz="0"/>
+              <w:bottom w:val="single" w:color="DCDCDC" w:sz="4"/>
+              <w:right w:val="none" w:color="FFFFFF" w:sz="0"/>
+            </w:tcBorders>
+            <w:tcMar>
+              <w:top w:type="dxa" w:w="90"/>
+              <w:left w:type="dxa" w:w="120"/>
+              <w:bottom w:type="dxa" w:w="90"/>
+              <w:right w:type="dxa" w:w="120"/>
+            </w:tcMar>
+          </w:tcPr>
+          <w:p>
+            <w:pPr>
+              <w:spacing w:after="0" w:line="240"/>
+              <w:jc w:val="right"/>
+            </w:pPr>
+            <w:r>
+              <w:rPr>
+                <w:rFonts w:ascii="Arial" w:cs="Arial" w:eastAsia="Arial" w:hAnsi="Arial"/>
+                <w:b w:val="false"/>
+                <w:bCs w:val="false"/>
+                <w:i w:val="false"/>
+                <w:iCs w:val="false"/>
+                <w:color w:val="333333"/>
+                <w:sz w:val="20"/>
+                <w:szCs w:val="20"/>
+              </w:rPr>
+              <w:t xml:space="preserve"/>
+            </w:r>
+          </w:p>
+        </w:tc>
+        <w:tc>
+          <w:tcPr>
+            <w:tcW w:type="dxa" w:w="2800"/>
+            <w:tcBorders>
+              <w:top w:val="none" w:color="FFFFFF" w:sz="0"/>
+              <w:left w:val="none" w:color="FFFFFF" w:sz="0"/>
+              <w:bottom w:val="single" w:color="DCDCDC" w:sz="4"/>
+              <w:right w:val="none" w:color="FFFFFF" w:sz="0"/>
+            </w:tcBorders>
+            <w:tcMar>
+              <w:top w:type="dxa" w:w="90"/>
+              <w:left w:type="dxa" w:w="120"/>
+              <w:bottom w:type="dxa" w:w="90"/>
+              <w:right w:type="dxa" w:w="120"/>
+            </w:tcMar>
+          </w:tcPr>
+          <w:p>
+            <w:pPr>
+              <w:spacing w:after="0" w:line="240"/>
+              <w:jc w:val="right"/>
+            </w:pPr>
+            <w:r>
+              <w:rPr>
+                <w:rFonts w:ascii="Arial" w:cs="Arial" w:eastAsia="Arial" w:hAnsi="Arial"/>
+                <w:b/>
+                <w:bCs/>
+                <w:i w:val="false"/>
+                <w:iCs w:val="false"/>
+                <w:color w:val="111111"/>
+                <w:sz w:val="20"/>
+                <w:szCs w:val="20"/>
+              </w:rPr>
+              <w:t xml:space="preserve">4 231 474,76 ₸</w:t>
+            </w:r>
+          </w:p>
+        </w:tc>
+      </w:tr>
+      <w:tr>
+        <w:tc>
+          <w:tcPr>
+            <w:tcW w:type="dxa" w:w="5239"/>
+            <w:tcBorders>
+              <w:top w:val="none" w:color="FFFFFF" w:sz="0"/>
+              <w:left w:val="none" w:color="FFFFFF" w:sz="0"/>
+              <w:bottom w:val="single" w:color="111111" w:sz="8"/>
+              <w:right w:val="none" w:color="FFFFFF" w:sz="0"/>
+            </w:tcBorders>
+            <w:tcMar>
+              <w:top w:type="dxa" w:w="90"/>
+              <w:left w:type="dxa" w:w="120"/>
+              <w:bottom w:type="dxa" w:w="90"/>
+              <w:right w:type="dxa" w:w="120"/>
+            </w:tcMar>
+          </w:tcPr>
+          <w:p>
+            <w:pPr>
+              <w:spacing w:after="0" w:line="240"/>
+            </w:pPr>
+            <w:r>
+              <w:rPr>
+                <w:rFonts w:ascii="Arial" w:cs="Arial" w:eastAsia="Arial" w:hAnsi="Arial"/>
+                <w:b/>
+                <w:bCs/>
+                <w:i w:val="false"/>
+                <w:iCs w:val="false"/>
+                <w:color w:val="111111"/>
+                <w:sz w:val="20"/>
+                <w:szCs w:val="20"/>
+              </w:rPr>
+              <w:t xml:space="preserve">Итого к оплате с НДС</w:t>
+            </w:r>
+          </w:p>
+        </w:tc>
+        <w:tc>
+          <w:tcPr>
+            <w:tcW w:type="dxa" w:w="1600"/>
+            <w:tcBorders>
+              <w:top w:val="none" w:color="FFFFFF" w:sz="0"/>
+              <w:left w:val="none" w:color="FFFFFF" w:sz="0"/>
+              <w:bottom w:val="single" w:color="111111" w:sz="8"/>
+              <w:right w:val="none" w:color="FFFFFF" w:sz="0"/>
+            </w:tcBorders>
+            <w:tcMar>
+              <w:top w:type="dxa" w:w="90"/>
+              <w:left w:type="dxa" w:w="120"/>
+              <w:bottom w:type="dxa" w:w="90"/>
+              <w:right w:type="dxa" w:w="120"/>
+            </w:tcMar>
+          </w:tcPr>
+          <w:p>
+            <w:pPr>
+              <w:spacing w:after="0" w:line="240"/>
+              <w:jc w:val="right"/>
+            </w:pPr>
+            <w:r>
+              <w:rPr>
+                <w:rFonts w:ascii="Arial" w:cs="Arial" w:eastAsia="Arial" w:hAnsi="Arial"/>
+                <w:b w:val="false"/>
+                <w:bCs w:val="false"/>
+                <w:i w:val="false"/>
+                <w:iCs w:val="false"/>
+                <w:color w:val="333333"/>
+                <w:sz w:val="20"/>
+                <w:szCs w:val="20"/>
+              </w:rPr>
+              <w:t xml:space="preserve"/>
+            </w:r>
+          </w:p>
+        </w:tc>
+        <w:tc>
+          <w:tcPr>
+            <w:tcW w:type="dxa" w:w="2800"/>
+            <w:tcBorders>
+              <w:top w:val="none" w:color="FFFFFF" w:sz="0"/>
+              <w:left w:val="none" w:color="FFFFFF" w:sz="0"/>
+              <w:bottom w:val="single" w:color="111111" w:sz="8"/>
+              <w:right w:val="none" w:color="FFFFFF" w:sz="0"/>
+            </w:tcBorders>
+            <w:tcMar>
+              <w:top w:type="dxa" w:w="90"/>
+              <w:left w:type="dxa" w:w="120"/>
+              <w:bottom w:type="dxa" w:w="90"/>
+              <w:right w:type="dxa" w:w="120"/>
+            </w:tcMar>
+          </w:tcPr>
+          <w:p>
+            <w:pPr>
+              <w:spacing w:after="0" w:line="240"/>
+              <w:jc w:val="right"/>
+            </w:pPr>
+            <w:r>
+              <w:rPr>
+                <w:rFonts w:ascii="Arial" w:cs="Arial" w:eastAsia="Arial" w:hAnsi="Arial"/>
+                <w:b/>
+                <w:bCs/>
+                <w:i w:val="false"/>
+                <w:iCs w:val="false"/>
+                <w:color w:val="111111"/>
+                <w:sz w:val="20"/>
+                <w:szCs w:val="20"/>
+              </w:rPr>
+              <w:t xml:space="preserve">30 678 192,00 ₸</w:t>
             </w:r>
           </w:p>
         </w:tc>
@@ -1783,7 +2001,7 @@
     </w:p>
     <w:p>
       <w:pPr>
-        <w:spacing w:after="100" w:before="0" w:line="260"/>
+        <w:spacing w:after="80" w:before="0" w:line="260"/>
       </w:pPr>
       <w:r>
         <w:rPr>
@@ -1796,7 +2014,25 @@
           <w:sz w:val="18"/>
           <w:szCs w:val="18"/>
         </w:rPr>
-        <w:t xml:space="preserve">Стоимость работ с НДС за 1 м² полезной площади: 2 000 тенге.</w:t>
+        <w:t xml:space="preserve">Ставка: 2 000 тенге с НДС за 1 м² полезной площади.</w:t>
+      </w:r>
+    </w:p>
+    <w:p>
+      <w:pPr>
+        <w:spacing w:after="100" w:before="0" w:line="260"/>
+      </w:pPr>
+      <w:r>
+        <w:rPr>
+          <w:rFonts w:ascii="Arial" w:cs="Arial" w:eastAsia="Arial" w:hAnsi="Arial"/>
+          <w:b w:val="false"/>
+          <w:bCs w:val="false"/>
+          <w:i/>
+          <w:iCs/>
+          <w:color w:val="8A8A8A"/>
+          <w:sz w:val="17"/>
+          <w:szCs w:val="17"/>
+        </w:rPr>
+        <w:t xml:space="preserve">Скидка предоставлена единовременно по настоящему предложению. На ставку за 1 м² она не влияет и на последующие стадии проектирования не распространяется.</w:t>
       </w:r>
     </w:p>
     <w:p>
@@ -2962,7 +3198,7 @@
           <w:sz w:val="20"/>
           <w:szCs w:val="20"/>
         </w:rPr>
-        <w:t xml:space="preserve">Стадия 1: аванс 50 % при подписании договора, 50 % по передаче материалов стадии</w:t>
+        <w:t xml:space="preserve">Стадия 1: не оплачивается при заключении договора на все три стадии</w:t>
       </w:r>
     </w:p>
     <w:p>
@@ -3409,6 +3645,38 @@
           <w:szCs w:val="20"/>
         </w:rPr>
         <w:t xml:space="preserve">Стоимость определена от полезной площади здания по проекту генерального плана. При изменении полезной площади стоимость пересчитывается по той же ставке за 1 м²</w:t>
+      </w:r>
+    </w:p>
+    <w:p>
+      <w:pPr>
+        <w:spacing w:after="55" w:line="245"/>
+        <w:ind w:left="200" w:hanging="200"/>
+      </w:pPr>
+      <w:r>
+        <w:rPr>
+          <w:rFonts w:ascii="Arial" w:cs="Arial" w:eastAsia="Arial" w:hAnsi="Arial"/>
+          <w:b w:val="false"/>
+          <w:bCs w:val="false"/>
+          <w:i w:val="false"/>
+          <w:iCs w:val="false"/>
+          <w:color w:val="FF4D23"/>
+          <w:sz w:val="20"/>
+          <w:szCs w:val="20"/>
+        </w:rPr>
+        <w:t xml:space="preserve">— </w:t>
+      </w:r>
+      <w:r>
+        <w:rPr>
+          <w:rFonts w:ascii="Arial" w:cs="Arial" w:eastAsia="Arial" w:hAnsi="Arial"/>
+          <w:b w:val="false"/>
+          <w:bCs w:val="false"/>
+          <w:i w:val="false"/>
+          <w:iCs w:val="false"/>
+          <w:color w:val="333333"/>
+          <w:sz w:val="20"/>
+          <w:szCs w:val="20"/>
+        </w:rPr>
+        <w:t xml:space="preserve">Скидка на стадию 1 действует при заключении договора на все три стадии. При прекращении работ после стадии 1 её стоимость подлежит оплате в полном объёме по прайсу</w:t>
       </w:r>
     </w:p>
     <w:p>

--- a/presentations/aurora-hotel/kp/MOST_KP_Bukhtarminskaya_EP_rev2.docx
+++ b/presentations/aurora-hotel/kp/MOST_KP_Bukhtarminskaya_EP_rev2.docx
@@ -109,6 +109,8 @@
     </w:p>
     <w:p>
       <w:pPr>
+        <w:keepNext w:val="false"/>
+        <w:keepLines/>
         <w:spacing w:after="320" w:before="0" w:line="260"/>
       </w:pPr>
       <w:r>
@@ -152,14 +154,16 @@
               <w:right w:val="none" w:color="FFFFFF" w:sz="0"/>
             </w:tcBorders>
             <w:tcMar>
-              <w:top w:type="dxa" w:w="90"/>
-              <w:left w:type="dxa" w:w="120"/>
-              <w:bottom w:type="dxa" w:w="90"/>
-              <w:right w:type="dxa" w:w="120"/>
-            </w:tcMar>
-          </w:tcPr>
-          <w:p>
-            <w:pPr>
+              <w:top w:type="dxa" w:w="66"/>
+              <w:left w:type="dxa" w:w="120"/>
+              <w:bottom w:type="dxa" w:w="66"/>
+              <w:right w:type="dxa" w:w="120"/>
+            </w:tcMar>
+          </w:tcPr>
+          <w:p>
+            <w:pPr>
+              <w:keepNext/>
+              <w:keepLines/>
               <w:spacing w:after="0" w:line="240"/>
             </w:pPr>
             <w:r>
@@ -187,14 +191,16 @@
               <w:right w:val="none" w:color="FFFFFF" w:sz="0"/>
             </w:tcBorders>
             <w:tcMar>
-              <w:top w:type="dxa" w:w="90"/>
-              <w:left w:type="dxa" w:w="120"/>
-              <w:bottom w:type="dxa" w:w="90"/>
-              <w:right w:type="dxa" w:w="120"/>
-            </w:tcMar>
-          </w:tcPr>
-          <w:p>
-            <w:pPr>
+              <w:top w:type="dxa" w:w="66"/>
+              <w:left w:type="dxa" w:w="120"/>
+              <w:bottom w:type="dxa" w:w="66"/>
+              <w:right w:type="dxa" w:w="120"/>
+            </w:tcMar>
+          </w:tcPr>
+          <w:p>
+            <w:pPr>
+              <w:keepNext/>
+              <w:keepLines/>
               <w:spacing w:after="0" w:line="240"/>
             </w:pPr>
             <w:r>
@@ -224,14 +230,16 @@
               <w:right w:val="none" w:color="FFFFFF" w:sz="0"/>
             </w:tcBorders>
             <w:tcMar>
-              <w:top w:type="dxa" w:w="90"/>
-              <w:left w:type="dxa" w:w="120"/>
-              <w:bottom w:type="dxa" w:w="90"/>
-              <w:right w:type="dxa" w:w="120"/>
-            </w:tcMar>
-          </w:tcPr>
-          <w:p>
-            <w:pPr>
+              <w:top w:type="dxa" w:w="66"/>
+              <w:left w:type="dxa" w:w="120"/>
+              <w:bottom w:type="dxa" w:w="66"/>
+              <w:right w:type="dxa" w:w="120"/>
+            </w:tcMar>
+          </w:tcPr>
+          <w:p>
+            <w:pPr>
+              <w:keepNext/>
+              <w:keepLines/>
               <w:spacing w:after="0" w:line="240"/>
             </w:pPr>
             <w:r>
@@ -259,14 +267,16 @@
               <w:right w:val="none" w:color="FFFFFF" w:sz="0"/>
             </w:tcBorders>
             <w:tcMar>
-              <w:top w:type="dxa" w:w="90"/>
-              <w:left w:type="dxa" w:w="120"/>
-              <w:bottom w:type="dxa" w:w="90"/>
-              <w:right w:type="dxa" w:w="120"/>
-            </w:tcMar>
-          </w:tcPr>
-          <w:p>
-            <w:pPr>
+              <w:top w:type="dxa" w:w="66"/>
+              <w:left w:type="dxa" w:w="120"/>
+              <w:bottom w:type="dxa" w:w="66"/>
+              <w:right w:type="dxa" w:w="120"/>
+            </w:tcMar>
+          </w:tcPr>
+          <w:p>
+            <w:pPr>
+              <w:keepNext/>
+              <w:keepLines/>
               <w:spacing w:after="0" w:line="240"/>
             </w:pPr>
             <w:r>
@@ -296,14 +306,16 @@
               <w:right w:val="none" w:color="FFFFFF" w:sz="0"/>
             </w:tcBorders>
             <w:tcMar>
-              <w:top w:type="dxa" w:w="90"/>
-              <w:left w:type="dxa" w:w="120"/>
-              <w:bottom w:type="dxa" w:w="90"/>
-              <w:right w:type="dxa" w:w="120"/>
-            </w:tcMar>
-          </w:tcPr>
-          <w:p>
-            <w:pPr>
+              <w:top w:type="dxa" w:w="66"/>
+              <w:left w:type="dxa" w:w="120"/>
+              <w:bottom w:type="dxa" w:w="66"/>
+              <w:right w:type="dxa" w:w="120"/>
+            </w:tcMar>
+          </w:tcPr>
+          <w:p>
+            <w:pPr>
+              <w:keepNext/>
+              <w:keepLines/>
               <w:spacing w:after="0" w:line="240"/>
             </w:pPr>
             <w:r>
@@ -331,14 +343,16 @@
               <w:right w:val="none" w:color="FFFFFF" w:sz="0"/>
             </w:tcBorders>
             <w:tcMar>
-              <w:top w:type="dxa" w:w="90"/>
-              <w:left w:type="dxa" w:w="120"/>
-              <w:bottom w:type="dxa" w:w="90"/>
-              <w:right w:type="dxa" w:w="120"/>
-            </w:tcMar>
-          </w:tcPr>
-          <w:p>
-            <w:pPr>
+              <w:top w:type="dxa" w:w="66"/>
+              <w:left w:type="dxa" w:w="120"/>
+              <w:bottom w:type="dxa" w:w="66"/>
+              <w:right w:type="dxa" w:w="120"/>
+            </w:tcMar>
+          </w:tcPr>
+          <w:p>
+            <w:pPr>
+              <w:keepNext/>
+              <w:keepLines/>
               <w:spacing w:after="0" w:line="240"/>
             </w:pPr>
             <w:r>
@@ -368,14 +382,16 @@
               <w:right w:val="none" w:color="FFFFFF" w:sz="0"/>
             </w:tcBorders>
             <w:tcMar>
-              <w:top w:type="dxa" w:w="90"/>
-              <w:left w:type="dxa" w:w="120"/>
-              <w:bottom w:type="dxa" w:w="90"/>
-              <w:right w:type="dxa" w:w="120"/>
-            </w:tcMar>
-          </w:tcPr>
-          <w:p>
-            <w:pPr>
+              <w:top w:type="dxa" w:w="66"/>
+              <w:left w:type="dxa" w:w="120"/>
+              <w:bottom w:type="dxa" w:w="66"/>
+              <w:right w:type="dxa" w:w="120"/>
+            </w:tcMar>
+          </w:tcPr>
+          <w:p>
+            <w:pPr>
+              <w:keepNext/>
+              <w:keepLines/>
               <w:spacing w:after="0" w:line="240"/>
             </w:pPr>
             <w:r>
@@ -403,14 +419,16 @@
               <w:right w:val="none" w:color="FFFFFF" w:sz="0"/>
             </w:tcBorders>
             <w:tcMar>
-              <w:top w:type="dxa" w:w="90"/>
-              <w:left w:type="dxa" w:w="120"/>
-              <w:bottom w:type="dxa" w:w="90"/>
-              <w:right w:type="dxa" w:w="120"/>
-            </w:tcMar>
-          </w:tcPr>
-          <w:p>
-            <w:pPr>
+              <w:top w:type="dxa" w:w="66"/>
+              <w:left w:type="dxa" w:w="120"/>
+              <w:bottom w:type="dxa" w:w="66"/>
+              <w:right w:type="dxa" w:w="120"/>
+            </w:tcMar>
+          </w:tcPr>
+          <w:p>
+            <w:pPr>
+              <w:keepNext/>
+              <w:keepLines/>
               <w:spacing w:after="0" w:line="240"/>
             </w:pPr>
             <w:r>
@@ -440,14 +458,16 @@
               <w:right w:val="none" w:color="FFFFFF" w:sz="0"/>
             </w:tcBorders>
             <w:tcMar>
-              <w:top w:type="dxa" w:w="90"/>
-              <w:left w:type="dxa" w:w="120"/>
-              <w:bottom w:type="dxa" w:w="90"/>
-              <w:right w:type="dxa" w:w="120"/>
-            </w:tcMar>
-          </w:tcPr>
-          <w:p>
-            <w:pPr>
+              <w:top w:type="dxa" w:w="66"/>
+              <w:left w:type="dxa" w:w="120"/>
+              <w:bottom w:type="dxa" w:w="66"/>
+              <w:right w:type="dxa" w:w="120"/>
+            </w:tcMar>
+          </w:tcPr>
+          <w:p>
+            <w:pPr>
+              <w:keepNext/>
+              <w:keepLines/>
               <w:spacing w:after="0" w:line="240"/>
             </w:pPr>
             <w:r>
@@ -475,14 +495,16 @@
               <w:right w:val="none" w:color="FFFFFF" w:sz="0"/>
             </w:tcBorders>
             <w:tcMar>
-              <w:top w:type="dxa" w:w="90"/>
-              <w:left w:type="dxa" w:w="120"/>
-              <w:bottom w:type="dxa" w:w="90"/>
-              <w:right w:type="dxa" w:w="120"/>
-            </w:tcMar>
-          </w:tcPr>
-          <w:p>
-            <w:pPr>
+              <w:top w:type="dxa" w:w="66"/>
+              <w:left w:type="dxa" w:w="120"/>
+              <w:bottom w:type="dxa" w:w="66"/>
+              <w:right w:type="dxa" w:w="120"/>
+            </w:tcMar>
+          </w:tcPr>
+          <w:p>
+            <w:pPr>
+              <w:keepNext/>
+              <w:keepLines/>
               <w:spacing w:after="0" w:line="240"/>
             </w:pPr>
             <w:r>
@@ -512,14 +534,16 @@
               <w:right w:val="none" w:color="FFFFFF" w:sz="0"/>
             </w:tcBorders>
             <w:tcMar>
-              <w:top w:type="dxa" w:w="90"/>
-              <w:left w:type="dxa" w:w="120"/>
-              <w:bottom w:type="dxa" w:w="90"/>
-              <w:right w:type="dxa" w:w="120"/>
-            </w:tcMar>
-          </w:tcPr>
-          <w:p>
-            <w:pPr>
+              <w:top w:type="dxa" w:w="66"/>
+              <w:left w:type="dxa" w:w="120"/>
+              <w:bottom w:type="dxa" w:w="66"/>
+              <w:right w:type="dxa" w:w="120"/>
+            </w:tcMar>
+          </w:tcPr>
+          <w:p>
+            <w:pPr>
+              <w:keepNext w:val="false"/>
+              <w:keepLines/>
               <w:spacing w:after="0" w:line="240"/>
             </w:pPr>
             <w:r>
@@ -547,14 +571,16 @@
               <w:right w:val="none" w:color="FFFFFF" w:sz="0"/>
             </w:tcBorders>
             <w:tcMar>
-              <w:top w:type="dxa" w:w="90"/>
-              <w:left w:type="dxa" w:w="120"/>
-              <w:bottom w:type="dxa" w:w="90"/>
-              <w:right w:type="dxa" w:w="120"/>
-            </w:tcMar>
-          </w:tcPr>
-          <w:p>
-            <w:pPr>
+              <w:top w:type="dxa" w:w="66"/>
+              <w:left w:type="dxa" w:w="120"/>
+              <w:bottom w:type="dxa" w:w="66"/>
+              <w:right w:type="dxa" w:w="120"/>
+            </w:tcMar>
+          </w:tcPr>
+          <w:p>
+            <w:pPr>
+              <w:keepNext w:val="false"/>
+              <w:keepLines/>
               <w:spacing w:after="0" w:line="240"/>
             </w:pPr>
             <w:r>
@@ -576,10 +602,11 @@
     </w:tbl>
     <w:p>
       <w:pPr>
+        <w:keepNext/>
         <w:pBdr>
           <w:bottom w:val="single" w:color="111111" w:sz="6" w:space="6"/>
         </w:pBdr>
-        <w:spacing w:after="120" w:before="240"/>
+        <w:spacing w:after="100" w:before="160"/>
       </w:pPr>
       <w:r>
         <w:rPr>
@@ -604,7 +631,7 @@
       <w:r>
         <w:drawing>
           <wp:inline distT="0" distB="0" distL="0" distR="0">
-            <wp:extent cx="4476750" cy="3581400"/>
+            <wp:extent cx="4762500" cy="3810000"/>
             <wp:effectExtent t="0" r="0" b="0" l="0"/>
             <wp:docPr id="1" name="" descr="" title=""/>
             <wp:cNvGraphicFramePr>
@@ -629,7 +656,7 @@
                   <pic:spPr bwMode="auto">
                     <a:xfrm>
                       <a:off x="0" y="0"/>
-                      <a:ext cx="4476750" cy="3581400"/>
+                      <a:ext cx="4762500" cy="3810000"/>
                     </a:xfrm>
                     <a:prstGeom prst="rect">
                       <a:avLst/>
@@ -644,6 +671,8 @@
     </w:p>
     <w:p>
       <w:pPr>
+        <w:keepNext w:val="false"/>
+        <w:keepLines/>
         <w:spacing w:after="200" w:before="0" w:line="260"/>
         <w:jc w:val="center"/>
       </w:pPr>
@@ -688,14 +717,16 @@
               <w:right w:val="none" w:color="FFFFFF" w:sz="0"/>
             </w:tcBorders>
             <w:tcMar>
-              <w:top w:type="dxa" w:w="90"/>
-              <w:left w:type="dxa" w:w="120"/>
-              <w:bottom w:type="dxa" w:w="90"/>
-              <w:right w:type="dxa" w:w="120"/>
-            </w:tcMar>
-          </w:tcPr>
-          <w:p>
-            <w:pPr>
+              <w:top w:type="dxa" w:w="66"/>
+              <w:left w:type="dxa" w:w="120"/>
+              <w:bottom w:type="dxa" w:w="66"/>
+              <w:right w:type="dxa" w:w="120"/>
+            </w:tcMar>
+          </w:tcPr>
+          <w:p>
+            <w:pPr>
+              <w:keepNext/>
+              <w:keepLines/>
               <w:spacing w:after="0" w:line="240"/>
             </w:pPr>
             <w:r>
@@ -723,14 +754,16 @@
               <w:right w:val="none" w:color="FFFFFF" w:sz="0"/>
             </w:tcBorders>
             <w:tcMar>
-              <w:top w:type="dxa" w:w="90"/>
-              <w:left w:type="dxa" w:w="120"/>
-              <w:bottom w:type="dxa" w:w="90"/>
-              <w:right w:type="dxa" w:w="120"/>
-            </w:tcMar>
-          </w:tcPr>
-          <w:p>
-            <w:pPr>
+              <w:top w:type="dxa" w:w="66"/>
+              <w:left w:type="dxa" w:w="120"/>
+              <w:bottom w:type="dxa" w:w="66"/>
+              <w:right w:type="dxa" w:w="120"/>
+            </w:tcMar>
+          </w:tcPr>
+          <w:p>
+            <w:pPr>
+              <w:keepNext/>
+              <w:keepLines/>
               <w:spacing w:after="0" w:line="240"/>
               <w:jc w:val="right"/>
             </w:pPr>
@@ -761,14 +794,16 @@
               <w:right w:val="none" w:color="FFFFFF" w:sz="0"/>
             </w:tcBorders>
             <w:tcMar>
-              <w:top w:type="dxa" w:w="90"/>
-              <w:left w:type="dxa" w:w="120"/>
-              <w:bottom w:type="dxa" w:w="90"/>
-              <w:right w:type="dxa" w:w="120"/>
-            </w:tcMar>
-          </w:tcPr>
-          <w:p>
-            <w:pPr>
+              <w:top w:type="dxa" w:w="66"/>
+              <w:left w:type="dxa" w:w="120"/>
+              <w:bottom w:type="dxa" w:w="66"/>
+              <w:right w:type="dxa" w:w="120"/>
+            </w:tcMar>
+          </w:tcPr>
+          <w:p>
+            <w:pPr>
+              <w:keepNext/>
+              <w:keepLines/>
               <w:spacing w:after="0" w:line="240"/>
             </w:pPr>
             <w:r>
@@ -796,14 +831,16 @@
               <w:right w:val="none" w:color="FFFFFF" w:sz="0"/>
             </w:tcBorders>
             <w:tcMar>
-              <w:top w:type="dxa" w:w="90"/>
-              <w:left w:type="dxa" w:w="120"/>
-              <w:bottom w:type="dxa" w:w="90"/>
-              <w:right w:type="dxa" w:w="120"/>
-            </w:tcMar>
-          </w:tcPr>
-          <w:p>
-            <w:pPr>
+              <w:top w:type="dxa" w:w="66"/>
+              <w:left w:type="dxa" w:w="120"/>
+              <w:bottom w:type="dxa" w:w="66"/>
+              <w:right w:type="dxa" w:w="120"/>
+            </w:tcMar>
+          </w:tcPr>
+          <w:p>
+            <w:pPr>
+              <w:keepNext/>
+              <w:keepLines/>
               <w:spacing w:after="0" w:line="240"/>
               <w:jc w:val="right"/>
             </w:pPr>
@@ -834,14 +871,16 @@
               <w:right w:val="none" w:color="FFFFFF" w:sz="0"/>
             </w:tcBorders>
             <w:tcMar>
-              <w:top w:type="dxa" w:w="90"/>
-              <w:left w:type="dxa" w:w="120"/>
-              <w:bottom w:type="dxa" w:w="90"/>
-              <w:right w:type="dxa" w:w="120"/>
-            </w:tcMar>
-          </w:tcPr>
-          <w:p>
-            <w:pPr>
+              <w:top w:type="dxa" w:w="66"/>
+              <w:left w:type="dxa" w:w="120"/>
+              <w:bottom w:type="dxa" w:w="66"/>
+              <w:right w:type="dxa" w:w="120"/>
+            </w:tcMar>
+          </w:tcPr>
+          <w:p>
+            <w:pPr>
+              <w:keepNext/>
+              <w:keepLines/>
               <w:spacing w:after="0" w:line="240"/>
             </w:pPr>
             <w:r>
@@ -869,14 +908,16 @@
               <w:right w:val="none" w:color="FFFFFF" w:sz="0"/>
             </w:tcBorders>
             <w:tcMar>
-              <w:top w:type="dxa" w:w="90"/>
-              <w:left w:type="dxa" w:w="120"/>
-              <w:bottom w:type="dxa" w:w="90"/>
-              <w:right w:type="dxa" w:w="120"/>
-            </w:tcMar>
-          </w:tcPr>
-          <w:p>
-            <w:pPr>
+              <w:top w:type="dxa" w:w="66"/>
+              <w:left w:type="dxa" w:w="120"/>
+              <w:bottom w:type="dxa" w:w="66"/>
+              <w:right w:type="dxa" w:w="120"/>
+            </w:tcMar>
+          </w:tcPr>
+          <w:p>
+            <w:pPr>
+              <w:keepNext/>
+              <w:keepLines/>
               <w:spacing w:after="0" w:line="240"/>
               <w:jc w:val="right"/>
             </w:pPr>
@@ -907,14 +948,16 @@
               <w:right w:val="none" w:color="FFFFFF" w:sz="0"/>
             </w:tcBorders>
             <w:tcMar>
-              <w:top w:type="dxa" w:w="90"/>
-              <w:left w:type="dxa" w:w="120"/>
-              <w:bottom w:type="dxa" w:w="90"/>
-              <w:right w:type="dxa" w:w="120"/>
-            </w:tcMar>
-          </w:tcPr>
-          <w:p>
-            <w:pPr>
+              <w:top w:type="dxa" w:w="66"/>
+              <w:left w:type="dxa" w:w="120"/>
+              <w:bottom w:type="dxa" w:w="66"/>
+              <w:right w:type="dxa" w:w="120"/>
+            </w:tcMar>
+          </w:tcPr>
+          <w:p>
+            <w:pPr>
+              <w:keepNext w:val="false"/>
+              <w:keepLines/>
               <w:spacing w:after="0" w:line="240"/>
             </w:pPr>
             <w:r>
@@ -942,14 +985,16 @@
               <w:right w:val="none" w:color="FFFFFF" w:sz="0"/>
             </w:tcBorders>
             <w:tcMar>
-              <w:top w:type="dxa" w:w="90"/>
-              <w:left w:type="dxa" w:w="120"/>
-              <w:bottom w:type="dxa" w:w="90"/>
-              <w:right w:type="dxa" w:w="120"/>
-            </w:tcMar>
-          </w:tcPr>
-          <w:p>
-            <w:pPr>
+              <w:top w:type="dxa" w:w="66"/>
+              <w:left w:type="dxa" w:w="120"/>
+              <w:bottom w:type="dxa" w:w="66"/>
+              <w:right w:type="dxa" w:w="120"/>
+            </w:tcMar>
+          </w:tcPr>
+          <w:p>
+            <w:pPr>
+              <w:keepNext w:val="false"/>
+              <w:keepLines/>
               <w:spacing w:after="0" w:line="240"/>
               <w:jc w:val="right"/>
             </w:pPr>
@@ -972,10 +1017,11 @@
     </w:tbl>
     <w:p>
       <w:pPr>
+        <w:keepNext/>
         <w:pBdr>
           <w:bottom w:val="single" w:color="111111" w:sz="6" w:space="6"/>
         </w:pBdr>
-        <w:spacing w:after="120" w:before="240"/>
+        <w:spacing w:after="100" w:before="160"/>
       </w:pPr>
       <w:r>
         <w:rPr>
@@ -1020,14 +1066,16 @@
               <w:right w:val="none" w:color="FFFFFF" w:sz="0"/>
             </w:tcBorders>
             <w:tcMar>
-              <w:top w:type="dxa" w:w="90"/>
-              <w:left w:type="dxa" w:w="120"/>
-              <w:bottom w:type="dxa" w:w="90"/>
-              <w:right w:type="dxa" w:w="120"/>
-            </w:tcMar>
-          </w:tcPr>
-          <w:p>
-            <w:pPr>
+              <w:top w:type="dxa" w:w="66"/>
+              <w:left w:type="dxa" w:w="120"/>
+              <w:bottom w:type="dxa" w:w="66"/>
+              <w:right w:type="dxa" w:w="120"/>
+            </w:tcMar>
+          </w:tcPr>
+          <w:p>
+            <w:pPr>
+              <w:keepNext/>
+              <w:keepLines/>
               <w:spacing w:after="0" w:line="240"/>
             </w:pPr>
             <w:r>
@@ -1056,14 +1104,16 @@
               <w:right w:val="none" w:color="FFFFFF" w:sz="0"/>
             </w:tcBorders>
             <w:tcMar>
-              <w:top w:type="dxa" w:w="90"/>
-              <w:left w:type="dxa" w:w="120"/>
-              <w:bottom w:type="dxa" w:w="90"/>
-              <w:right w:type="dxa" w:w="120"/>
-            </w:tcMar>
-          </w:tcPr>
-          <w:p>
-            <w:pPr>
+              <w:top w:type="dxa" w:w="66"/>
+              <w:left w:type="dxa" w:w="120"/>
+              <w:bottom w:type="dxa" w:w="66"/>
+              <w:right w:type="dxa" w:w="120"/>
+            </w:tcMar>
+          </w:tcPr>
+          <w:p>
+            <w:pPr>
+              <w:keepNext/>
+              <w:keepLines/>
               <w:spacing w:after="0" w:line="240"/>
               <w:jc w:val="right"/>
             </w:pPr>
@@ -1093,14 +1143,16 @@
               <w:right w:val="none" w:color="FFFFFF" w:sz="0"/>
             </w:tcBorders>
             <w:tcMar>
-              <w:top w:type="dxa" w:w="90"/>
-              <w:left w:type="dxa" w:w="120"/>
-              <w:bottom w:type="dxa" w:w="90"/>
-              <w:right w:type="dxa" w:w="120"/>
-            </w:tcMar>
-          </w:tcPr>
-          <w:p>
-            <w:pPr>
+              <w:top w:type="dxa" w:w="66"/>
+              <w:left w:type="dxa" w:w="120"/>
+              <w:bottom w:type="dxa" w:w="66"/>
+              <w:right w:type="dxa" w:w="120"/>
+            </w:tcMar>
+          </w:tcPr>
+          <w:p>
+            <w:pPr>
+              <w:keepNext/>
+              <w:keepLines/>
               <w:spacing w:after="0" w:line="240"/>
               <w:jc w:val="right"/>
             </w:pPr>
@@ -1132,14 +1184,16 @@
               <w:right w:val="none" w:color="FFFFFF" w:sz="0"/>
             </w:tcBorders>
             <w:tcMar>
-              <w:top w:type="dxa" w:w="90"/>
-              <w:left w:type="dxa" w:w="120"/>
-              <w:bottom w:type="dxa" w:w="90"/>
-              <w:right w:type="dxa" w:w="120"/>
-            </w:tcMar>
-          </w:tcPr>
-          <w:p>
-            <w:pPr>
+              <w:top w:type="dxa" w:w="66"/>
+              <w:left w:type="dxa" w:w="120"/>
+              <w:bottom w:type="dxa" w:w="66"/>
+              <w:right w:type="dxa" w:w="120"/>
+            </w:tcMar>
+          </w:tcPr>
+          <w:p>
+            <w:pPr>
+              <w:keepNext/>
+              <w:keepLines/>
               <w:spacing w:after="0" w:line="240"/>
             </w:pPr>
             <w:r>
@@ -1167,14 +1221,16 @@
               <w:right w:val="none" w:color="FFFFFF" w:sz="0"/>
             </w:tcBorders>
             <w:tcMar>
-              <w:top w:type="dxa" w:w="90"/>
-              <w:left w:type="dxa" w:w="120"/>
-              <w:bottom w:type="dxa" w:w="90"/>
-              <w:right w:type="dxa" w:w="120"/>
-            </w:tcMar>
-          </w:tcPr>
-          <w:p>
-            <w:pPr>
+              <w:top w:type="dxa" w:w="66"/>
+              <w:left w:type="dxa" w:w="120"/>
+              <w:bottom w:type="dxa" w:w="66"/>
+              <w:right w:type="dxa" w:w="120"/>
+            </w:tcMar>
+          </w:tcPr>
+          <w:p>
+            <w:pPr>
+              <w:keepNext/>
+              <w:keepLines/>
               <w:spacing w:after="0" w:line="240"/>
               <w:jc w:val="right"/>
             </w:pPr>
@@ -1203,14 +1259,16 @@
               <w:right w:val="none" w:color="FFFFFF" w:sz="0"/>
             </w:tcBorders>
             <w:tcMar>
-              <w:top w:type="dxa" w:w="90"/>
-              <w:left w:type="dxa" w:w="120"/>
-              <w:bottom w:type="dxa" w:w="90"/>
-              <w:right w:type="dxa" w:w="120"/>
-            </w:tcMar>
-          </w:tcPr>
-          <w:p>
-            <w:pPr>
+              <w:top w:type="dxa" w:w="66"/>
+              <w:left w:type="dxa" w:w="120"/>
+              <w:bottom w:type="dxa" w:w="66"/>
+              <w:right w:type="dxa" w:w="120"/>
+            </w:tcMar>
+          </w:tcPr>
+          <w:p>
+            <w:pPr>
+              <w:keepNext/>
+              <w:keepLines/>
               <w:spacing w:after="0" w:line="240"/>
               <w:jc w:val="right"/>
             </w:pPr>
@@ -1241,14 +1299,16 @@
               <w:right w:val="none" w:color="FFFFFF" w:sz="0"/>
             </w:tcBorders>
             <w:tcMar>
-              <w:top w:type="dxa" w:w="90"/>
-              <w:left w:type="dxa" w:w="120"/>
-              <w:bottom w:type="dxa" w:w="90"/>
-              <w:right w:type="dxa" w:w="120"/>
-            </w:tcMar>
-          </w:tcPr>
-          <w:p>
-            <w:pPr>
+              <w:top w:type="dxa" w:w="66"/>
+              <w:left w:type="dxa" w:w="120"/>
+              <w:bottom w:type="dxa" w:w="66"/>
+              <w:right w:type="dxa" w:w="120"/>
+            </w:tcMar>
+          </w:tcPr>
+          <w:p>
+            <w:pPr>
+              <w:keepNext/>
+              <w:keepLines/>
               <w:spacing w:after="0" w:line="240"/>
             </w:pPr>
             <w:r>
@@ -1276,14 +1336,16 @@
               <w:right w:val="none" w:color="FFFFFF" w:sz="0"/>
             </w:tcBorders>
             <w:tcMar>
-              <w:top w:type="dxa" w:w="90"/>
-              <w:left w:type="dxa" w:w="120"/>
-              <w:bottom w:type="dxa" w:w="90"/>
-              <w:right w:type="dxa" w:w="120"/>
-            </w:tcMar>
-          </w:tcPr>
-          <w:p>
-            <w:pPr>
+              <w:top w:type="dxa" w:w="66"/>
+              <w:left w:type="dxa" w:w="120"/>
+              <w:bottom w:type="dxa" w:w="66"/>
+              <w:right w:type="dxa" w:w="120"/>
+            </w:tcMar>
+          </w:tcPr>
+          <w:p>
+            <w:pPr>
+              <w:keepNext/>
+              <w:keepLines/>
               <w:spacing w:after="0" w:line="240"/>
               <w:jc w:val="right"/>
             </w:pPr>
@@ -1312,14 +1374,16 @@
               <w:right w:val="none" w:color="FFFFFF" w:sz="0"/>
             </w:tcBorders>
             <w:tcMar>
-              <w:top w:type="dxa" w:w="90"/>
-              <w:left w:type="dxa" w:w="120"/>
-              <w:bottom w:type="dxa" w:w="90"/>
-              <w:right w:type="dxa" w:w="120"/>
-            </w:tcMar>
-          </w:tcPr>
-          <w:p>
-            <w:pPr>
+              <w:top w:type="dxa" w:w="66"/>
+              <w:left w:type="dxa" w:w="120"/>
+              <w:bottom w:type="dxa" w:w="66"/>
+              <w:right w:type="dxa" w:w="120"/>
+            </w:tcMar>
+          </w:tcPr>
+          <w:p>
+            <w:pPr>
+              <w:keepNext/>
+              <w:keepLines/>
               <w:spacing w:after="0" w:line="240"/>
               <w:jc w:val="right"/>
             </w:pPr>
@@ -1350,14 +1414,16 @@
               <w:right w:val="none" w:color="FFFFFF" w:sz="0"/>
             </w:tcBorders>
             <w:tcMar>
-              <w:top w:type="dxa" w:w="90"/>
-              <w:left w:type="dxa" w:w="120"/>
-              <w:bottom w:type="dxa" w:w="90"/>
-              <w:right w:type="dxa" w:w="120"/>
-            </w:tcMar>
-          </w:tcPr>
-          <w:p>
-            <w:pPr>
+              <w:top w:type="dxa" w:w="66"/>
+              <w:left w:type="dxa" w:w="120"/>
+              <w:bottom w:type="dxa" w:w="66"/>
+              <w:right w:type="dxa" w:w="120"/>
+            </w:tcMar>
+          </w:tcPr>
+          <w:p>
+            <w:pPr>
+              <w:keepNext/>
+              <w:keepLines/>
               <w:spacing w:after="0" w:line="240"/>
             </w:pPr>
             <w:r>
@@ -1385,14 +1451,16 @@
               <w:right w:val="none" w:color="FFFFFF" w:sz="0"/>
             </w:tcBorders>
             <w:tcMar>
-              <w:top w:type="dxa" w:w="90"/>
-              <w:left w:type="dxa" w:w="120"/>
-              <w:bottom w:type="dxa" w:w="90"/>
-              <w:right w:type="dxa" w:w="120"/>
-            </w:tcMar>
-          </w:tcPr>
-          <w:p>
-            <w:pPr>
+              <w:top w:type="dxa" w:w="66"/>
+              <w:left w:type="dxa" w:w="120"/>
+              <w:bottom w:type="dxa" w:w="66"/>
+              <w:right w:type="dxa" w:w="120"/>
+            </w:tcMar>
+          </w:tcPr>
+          <w:p>
+            <w:pPr>
+              <w:keepNext/>
+              <w:keepLines/>
               <w:spacing w:after="0" w:line="240"/>
               <w:jc w:val="right"/>
             </w:pPr>
@@ -1421,14 +1489,16 @@
               <w:right w:val="none" w:color="FFFFFF" w:sz="0"/>
             </w:tcBorders>
             <w:tcMar>
-              <w:top w:type="dxa" w:w="90"/>
-              <w:left w:type="dxa" w:w="120"/>
-              <w:bottom w:type="dxa" w:w="90"/>
-              <w:right w:type="dxa" w:w="120"/>
-            </w:tcMar>
-          </w:tcPr>
-          <w:p>
-            <w:pPr>
+              <w:top w:type="dxa" w:w="66"/>
+              <w:left w:type="dxa" w:w="120"/>
+              <w:bottom w:type="dxa" w:w="66"/>
+              <w:right w:type="dxa" w:w="120"/>
+            </w:tcMar>
+          </w:tcPr>
+          <w:p>
+            <w:pPr>
+              <w:keepNext/>
+              <w:keepLines/>
               <w:spacing w:after="0" w:line="240"/>
               <w:jc w:val="right"/>
             </w:pPr>
@@ -1459,14 +1529,16 @@
               <w:right w:val="none" w:color="FFFFFF" w:sz="0"/>
             </w:tcBorders>
             <w:tcMar>
-              <w:top w:type="dxa" w:w="90"/>
-              <w:left w:type="dxa" w:w="120"/>
-              <w:bottom w:type="dxa" w:w="90"/>
-              <w:right w:type="dxa" w:w="120"/>
-            </w:tcMar>
-          </w:tcPr>
-          <w:p>
-            <w:pPr>
+              <w:top w:type="dxa" w:w="66"/>
+              <w:left w:type="dxa" w:w="120"/>
+              <w:bottom w:type="dxa" w:w="66"/>
+              <w:right w:type="dxa" w:w="120"/>
+            </w:tcMar>
+          </w:tcPr>
+          <w:p>
+            <w:pPr>
+              <w:keepNext/>
+              <w:keepLines/>
               <w:spacing w:after="0" w:line="240"/>
             </w:pPr>
             <w:r>
@@ -1494,14 +1566,16 @@
               <w:right w:val="none" w:color="FFFFFF" w:sz="0"/>
             </w:tcBorders>
             <w:tcMar>
-              <w:top w:type="dxa" w:w="90"/>
-              <w:left w:type="dxa" w:w="120"/>
-              <w:bottom w:type="dxa" w:w="90"/>
-              <w:right w:type="dxa" w:w="120"/>
-            </w:tcMar>
-          </w:tcPr>
-          <w:p>
-            <w:pPr>
+              <w:top w:type="dxa" w:w="66"/>
+              <w:left w:type="dxa" w:w="120"/>
+              <w:bottom w:type="dxa" w:w="66"/>
+              <w:right w:type="dxa" w:w="120"/>
+            </w:tcMar>
+          </w:tcPr>
+          <w:p>
+            <w:pPr>
+              <w:keepNext/>
+              <w:keepLines/>
               <w:spacing w:after="0" w:line="240"/>
               <w:jc w:val="right"/>
             </w:pPr>
@@ -1530,14 +1604,16 @@
               <w:right w:val="none" w:color="FFFFFF" w:sz="0"/>
             </w:tcBorders>
             <w:tcMar>
-              <w:top w:type="dxa" w:w="90"/>
-              <w:left w:type="dxa" w:w="120"/>
-              <w:bottom w:type="dxa" w:w="90"/>
-              <w:right w:type="dxa" w:w="120"/>
-            </w:tcMar>
-          </w:tcPr>
-          <w:p>
-            <w:pPr>
+              <w:top w:type="dxa" w:w="66"/>
+              <w:left w:type="dxa" w:w="120"/>
+              <w:bottom w:type="dxa" w:w="66"/>
+              <w:right w:type="dxa" w:w="120"/>
+            </w:tcMar>
+          </w:tcPr>
+          <w:p>
+            <w:pPr>
+              <w:keepNext/>
+              <w:keepLines/>
               <w:spacing w:after="0" w:line="240"/>
               <w:jc w:val="right"/>
             </w:pPr>
@@ -1568,14 +1644,16 @@
               <w:right w:val="none" w:color="FFFFFF" w:sz="0"/>
             </w:tcBorders>
             <w:tcMar>
-              <w:top w:type="dxa" w:w="90"/>
-              <w:left w:type="dxa" w:w="120"/>
-              <w:bottom w:type="dxa" w:w="90"/>
-              <w:right w:type="dxa" w:w="120"/>
-            </w:tcMar>
-          </w:tcPr>
-          <w:p>
-            <w:pPr>
+              <w:top w:type="dxa" w:w="66"/>
+              <w:left w:type="dxa" w:w="120"/>
+              <w:bottom w:type="dxa" w:w="66"/>
+              <w:right w:type="dxa" w:w="120"/>
+            </w:tcMar>
+          </w:tcPr>
+          <w:p>
+            <w:pPr>
+              <w:keepNext/>
+              <w:keepLines/>
               <w:spacing w:after="0" w:line="240"/>
             </w:pPr>
             <w:r>
@@ -1603,14 +1681,16 @@
               <w:right w:val="none" w:color="FFFFFF" w:sz="0"/>
             </w:tcBorders>
             <w:tcMar>
-              <w:top w:type="dxa" w:w="90"/>
-              <w:left w:type="dxa" w:w="120"/>
-              <w:bottom w:type="dxa" w:w="90"/>
-              <w:right w:type="dxa" w:w="120"/>
-            </w:tcMar>
-          </w:tcPr>
-          <w:p>
-            <w:pPr>
+              <w:top w:type="dxa" w:w="66"/>
+              <w:left w:type="dxa" w:w="120"/>
+              <w:bottom w:type="dxa" w:w="66"/>
+              <w:right w:type="dxa" w:w="120"/>
+            </w:tcMar>
+          </w:tcPr>
+          <w:p>
+            <w:pPr>
+              <w:keepNext/>
+              <w:keepLines/>
               <w:spacing w:after="0" w:line="240"/>
               <w:jc w:val="right"/>
             </w:pPr>
@@ -1639,14 +1719,16 @@
               <w:right w:val="none" w:color="FFFFFF" w:sz="0"/>
             </w:tcBorders>
             <w:tcMar>
-              <w:top w:type="dxa" w:w="90"/>
-              <w:left w:type="dxa" w:w="120"/>
-              <w:bottom w:type="dxa" w:w="90"/>
-              <w:right w:type="dxa" w:w="120"/>
-            </w:tcMar>
-          </w:tcPr>
-          <w:p>
-            <w:pPr>
+              <w:top w:type="dxa" w:w="66"/>
+              <w:left w:type="dxa" w:w="120"/>
+              <w:bottom w:type="dxa" w:w="66"/>
+              <w:right w:type="dxa" w:w="120"/>
+            </w:tcMar>
+          </w:tcPr>
+          <w:p>
+            <w:pPr>
+              <w:keepNext/>
+              <w:keepLines/>
               <w:spacing w:after="0" w:line="240"/>
               <w:jc w:val="right"/>
             </w:pPr>
@@ -1677,14 +1759,16 @@
               <w:right w:val="none" w:color="FFFFFF" w:sz="0"/>
             </w:tcBorders>
             <w:tcMar>
-              <w:top w:type="dxa" w:w="90"/>
-              <w:left w:type="dxa" w:w="120"/>
-              <w:bottom w:type="dxa" w:w="90"/>
-              <w:right w:type="dxa" w:w="120"/>
-            </w:tcMar>
-          </w:tcPr>
-          <w:p>
-            <w:pPr>
+              <w:top w:type="dxa" w:w="66"/>
+              <w:left w:type="dxa" w:w="120"/>
+              <w:bottom w:type="dxa" w:w="66"/>
+              <w:right w:type="dxa" w:w="120"/>
+            </w:tcMar>
+          </w:tcPr>
+          <w:p>
+            <w:pPr>
+              <w:keepNext/>
+              <w:keepLines/>
               <w:spacing w:after="0" w:line="240"/>
             </w:pPr>
             <w:r>
@@ -1712,14 +1796,16 @@
               <w:right w:val="none" w:color="FFFFFF" w:sz="0"/>
             </w:tcBorders>
             <w:tcMar>
-              <w:top w:type="dxa" w:w="90"/>
-              <w:left w:type="dxa" w:w="120"/>
-              <w:bottom w:type="dxa" w:w="90"/>
-              <w:right w:type="dxa" w:w="120"/>
-            </w:tcMar>
-          </w:tcPr>
-          <w:p>
-            <w:pPr>
+              <w:top w:type="dxa" w:w="66"/>
+              <w:left w:type="dxa" w:w="120"/>
+              <w:bottom w:type="dxa" w:w="66"/>
+              <w:right w:type="dxa" w:w="120"/>
+            </w:tcMar>
+          </w:tcPr>
+          <w:p>
+            <w:pPr>
+              <w:keepNext/>
+              <w:keepLines/>
               <w:spacing w:after="0" w:line="240"/>
               <w:jc w:val="right"/>
             </w:pPr>
@@ -1748,14 +1834,16 @@
               <w:right w:val="none" w:color="FFFFFF" w:sz="0"/>
             </w:tcBorders>
             <w:tcMar>
-              <w:top w:type="dxa" w:w="90"/>
-              <w:left w:type="dxa" w:w="120"/>
-              <w:bottom w:type="dxa" w:w="90"/>
-              <w:right w:type="dxa" w:w="120"/>
-            </w:tcMar>
-          </w:tcPr>
-          <w:p>
-            <w:pPr>
+              <w:top w:type="dxa" w:w="66"/>
+              <w:left w:type="dxa" w:w="120"/>
+              <w:bottom w:type="dxa" w:w="66"/>
+              <w:right w:type="dxa" w:w="120"/>
+            </w:tcMar>
+          </w:tcPr>
+          <w:p>
+            <w:pPr>
+              <w:keepNext/>
+              <w:keepLines/>
               <w:spacing w:after="0" w:line="240"/>
               <w:jc w:val="right"/>
             </w:pPr>
@@ -1786,14 +1874,16 @@
               <w:right w:val="none" w:color="FFFFFF" w:sz="0"/>
             </w:tcBorders>
             <w:tcMar>
-              <w:top w:type="dxa" w:w="90"/>
-              <w:left w:type="dxa" w:w="120"/>
-              <w:bottom w:type="dxa" w:w="90"/>
-              <w:right w:type="dxa" w:w="120"/>
-            </w:tcMar>
-          </w:tcPr>
-          <w:p>
-            <w:pPr>
+              <w:top w:type="dxa" w:w="66"/>
+              <w:left w:type="dxa" w:w="120"/>
+              <w:bottom w:type="dxa" w:w="66"/>
+              <w:right w:type="dxa" w:w="120"/>
+            </w:tcMar>
+          </w:tcPr>
+          <w:p>
+            <w:pPr>
+              <w:keepNext/>
+              <w:keepLines/>
               <w:spacing w:after="0" w:line="240"/>
             </w:pPr>
             <w:r>
@@ -1821,14 +1911,16 @@
               <w:right w:val="none" w:color="FFFFFF" w:sz="0"/>
             </w:tcBorders>
             <w:tcMar>
-              <w:top w:type="dxa" w:w="90"/>
-              <w:left w:type="dxa" w:w="120"/>
-              <w:bottom w:type="dxa" w:w="90"/>
-              <w:right w:type="dxa" w:w="120"/>
-            </w:tcMar>
-          </w:tcPr>
-          <w:p>
-            <w:pPr>
+              <w:top w:type="dxa" w:w="66"/>
+              <w:left w:type="dxa" w:w="120"/>
+              <w:bottom w:type="dxa" w:w="66"/>
+              <w:right w:type="dxa" w:w="120"/>
+            </w:tcMar>
+          </w:tcPr>
+          <w:p>
+            <w:pPr>
+              <w:keepNext/>
+              <w:keepLines/>
               <w:spacing w:after="0" w:line="240"/>
               <w:jc w:val="right"/>
             </w:pPr>
@@ -1857,14 +1949,16 @@
               <w:right w:val="none" w:color="FFFFFF" w:sz="0"/>
             </w:tcBorders>
             <w:tcMar>
-              <w:top w:type="dxa" w:w="90"/>
-              <w:left w:type="dxa" w:w="120"/>
-              <w:bottom w:type="dxa" w:w="90"/>
-              <w:right w:type="dxa" w:w="120"/>
-            </w:tcMar>
-          </w:tcPr>
-          <w:p>
-            <w:pPr>
+              <w:top w:type="dxa" w:w="66"/>
+              <w:left w:type="dxa" w:w="120"/>
+              <w:bottom w:type="dxa" w:w="66"/>
+              <w:right w:type="dxa" w:w="120"/>
+            </w:tcMar>
+          </w:tcPr>
+          <w:p>
+            <w:pPr>
+              <w:keepNext/>
+              <w:keepLines/>
               <w:spacing w:after="0" w:line="240"/>
               <w:jc w:val="right"/>
             </w:pPr>
@@ -1895,14 +1989,16 @@
               <w:right w:val="none" w:color="FFFFFF" w:sz="0"/>
             </w:tcBorders>
             <w:tcMar>
-              <w:top w:type="dxa" w:w="90"/>
-              <w:left w:type="dxa" w:w="120"/>
-              <w:bottom w:type="dxa" w:w="90"/>
-              <w:right w:type="dxa" w:w="120"/>
-            </w:tcMar>
-          </w:tcPr>
-          <w:p>
-            <w:pPr>
+              <w:top w:type="dxa" w:w="66"/>
+              <w:left w:type="dxa" w:w="120"/>
+              <w:bottom w:type="dxa" w:w="66"/>
+              <w:right w:type="dxa" w:w="120"/>
+            </w:tcMar>
+          </w:tcPr>
+          <w:p>
+            <w:pPr>
+              <w:keepNext w:val="false"/>
+              <w:keepLines/>
               <w:spacing w:after="0" w:line="240"/>
             </w:pPr>
             <w:r>
@@ -1930,14 +2026,16 @@
               <w:right w:val="none" w:color="FFFFFF" w:sz="0"/>
             </w:tcBorders>
             <w:tcMar>
-              <w:top w:type="dxa" w:w="90"/>
-              <w:left w:type="dxa" w:w="120"/>
-              <w:bottom w:type="dxa" w:w="90"/>
-              <w:right w:type="dxa" w:w="120"/>
-            </w:tcMar>
-          </w:tcPr>
-          <w:p>
-            <w:pPr>
+              <w:top w:type="dxa" w:w="66"/>
+              <w:left w:type="dxa" w:w="120"/>
+              <w:bottom w:type="dxa" w:w="66"/>
+              <w:right w:type="dxa" w:w="120"/>
+            </w:tcMar>
+          </w:tcPr>
+          <w:p>
+            <w:pPr>
+              <w:keepNext w:val="false"/>
+              <w:keepLines/>
               <w:spacing w:after="0" w:line="240"/>
               <w:jc w:val="right"/>
             </w:pPr>
@@ -1966,14 +2064,16 @@
               <w:right w:val="none" w:color="FFFFFF" w:sz="0"/>
             </w:tcBorders>
             <w:tcMar>
-              <w:top w:type="dxa" w:w="90"/>
-              <w:left w:type="dxa" w:w="120"/>
-              <w:bottom w:type="dxa" w:w="90"/>
-              <w:right w:type="dxa" w:w="120"/>
-            </w:tcMar>
-          </w:tcPr>
-          <w:p>
-            <w:pPr>
+              <w:top w:type="dxa" w:w="66"/>
+              <w:left w:type="dxa" w:w="120"/>
+              <w:bottom w:type="dxa" w:w="66"/>
+              <w:right w:type="dxa" w:w="120"/>
+            </w:tcMar>
+          </w:tcPr>
+          <w:p>
+            <w:pPr>
+              <w:keepNext w:val="false"/>
+              <w:keepLines/>
               <w:spacing w:after="0" w:line="240"/>
               <w:jc w:val="right"/>
             </w:pPr>
@@ -2001,6 +2101,8 @@
     </w:p>
     <w:p>
       <w:pPr>
+        <w:keepNext w:val="false"/>
+        <w:keepLines/>
         <w:spacing w:after="80" w:before="0" w:line="260"/>
       </w:pPr>
       <w:r>
@@ -2019,6 +2121,8 @@
     </w:p>
     <w:p>
       <w:pPr>
+        <w:keepNext w:val="false"/>
+        <w:keepLines/>
         <w:spacing w:after="100" w:before="0" w:line="260"/>
       </w:pPr>
       <w:r>
@@ -2037,10 +2141,11 @@
     </w:p>
     <w:p>
       <w:pPr>
+        <w:keepNext/>
         <w:pBdr>
           <w:bottom w:val="single" w:color="111111" w:sz="6" w:space="6"/>
         </w:pBdr>
-        <w:spacing w:after="120" w:before="240"/>
+        <w:spacing w:after="100" w:before="160"/>
       </w:pPr>
       <w:r>
         <w:rPr>
@@ -2059,6 +2164,8 @@
     </w:p>
     <w:p>
       <w:pPr>
+        <w:keepNext/>
+        <w:keepLines/>
         <w:spacing w:after="120" w:before="0" w:line="260"/>
       </w:pPr>
       <w:r>
@@ -2077,7 +2184,9 @@
     </w:p>
     <w:p>
       <w:pPr>
-        <w:spacing w:after="55" w:line="245"/>
+        <w:keepNext/>
+        <w:keepLines/>
+        <w:spacing w:after="40" w:line="242"/>
         <w:ind w:left="200" w:hanging="200"/>
       </w:pPr>
       <w:r>
@@ -2109,7 +2218,9 @@
     </w:p>
     <w:p>
       <w:pPr>
-        <w:spacing w:after="55" w:line="245"/>
+        <w:keepNext/>
+        <w:keepLines/>
+        <w:spacing w:after="40" w:line="242"/>
         <w:ind w:left="200" w:hanging="200"/>
       </w:pPr>
       <w:r>
@@ -2141,7 +2252,9 @@
     </w:p>
     <w:p>
       <w:pPr>
-        <w:spacing w:after="55" w:line="245"/>
+        <w:keepNext/>
+        <w:keepLines/>
+        <w:spacing w:after="40" w:line="242"/>
         <w:ind w:left="200" w:hanging="200"/>
       </w:pPr>
       <w:r>
@@ -2173,7 +2286,9 @@
     </w:p>
     <w:p>
       <w:pPr>
-        <w:spacing w:after="55" w:line="245"/>
+        <w:keepNext/>
+        <w:keepLines/>
+        <w:spacing w:after="40" w:line="242"/>
         <w:ind w:left="200" w:hanging="200"/>
       </w:pPr>
       <w:r>
@@ -2205,7 +2320,9 @@
     </w:p>
     <w:p>
       <w:pPr>
-        <w:spacing w:after="55" w:line="245"/>
+        <w:keepNext/>
+        <w:keepLines/>
+        <w:spacing w:after="40" w:line="242"/>
         <w:ind w:left="200" w:hanging="200"/>
       </w:pPr>
       <w:r>
@@ -2237,7 +2354,9 @@
     </w:p>
     <w:p>
       <w:pPr>
-        <w:spacing w:after="55" w:line="245"/>
+        <w:keepNext/>
+        <w:keepLines/>
+        <w:spacing w:after="40" w:line="242"/>
         <w:ind w:left="200" w:hanging="200"/>
       </w:pPr>
       <w:r>
@@ -2269,7 +2388,9 @@
     </w:p>
     <w:p>
       <w:pPr>
-        <w:spacing w:after="55" w:line="245"/>
+        <w:keepNext w:val="false"/>
+        <w:keepLines/>
+        <w:spacing w:after="40" w:line="242"/>
         <w:ind w:left="200" w:hanging="200"/>
       </w:pPr>
       <w:r>
@@ -2301,11 +2422,13 @@
     </w:p>
     <w:p>
       <w:pPr>
-        <w:spacing w:after="180"/>
-      </w:pPr>
-    </w:p>
-    <w:p>
-      <w:pPr>
+        <w:spacing w:after="90"/>
+      </w:pPr>
+    </w:p>
+    <w:p>
+      <w:pPr>
+        <w:keepNext/>
+        <w:keepLines/>
         <w:spacing w:after="120" w:before="0" w:line="260"/>
       </w:pPr>
       <w:r>
@@ -2324,7 +2447,9 @@
     </w:p>
     <w:p>
       <w:pPr>
-        <w:spacing w:after="55" w:line="245"/>
+        <w:keepNext/>
+        <w:keepLines/>
+        <w:spacing w:after="40" w:line="242"/>
         <w:ind w:left="200" w:hanging="200"/>
       </w:pPr>
       <w:r>
@@ -2356,7 +2481,9 @@
     </w:p>
     <w:p>
       <w:pPr>
-        <w:spacing w:after="55" w:line="245"/>
+        <w:keepNext/>
+        <w:keepLines/>
+        <w:spacing w:after="40" w:line="242"/>
         <w:ind w:left="200" w:hanging="200"/>
       </w:pPr>
       <w:r>
@@ -2388,7 +2515,9 @@
     </w:p>
     <w:p>
       <w:pPr>
-        <w:spacing w:after="55" w:line="245"/>
+        <w:keepNext/>
+        <w:keepLines/>
+        <w:spacing w:after="40" w:line="242"/>
         <w:ind w:left="200" w:hanging="200"/>
       </w:pPr>
       <w:r>
@@ -2420,7 +2549,9 @@
     </w:p>
     <w:p>
       <w:pPr>
-        <w:spacing w:after="55" w:line="245"/>
+        <w:keepNext/>
+        <w:keepLines/>
+        <w:spacing w:after="40" w:line="242"/>
         <w:ind w:left="200" w:hanging="200"/>
       </w:pPr>
       <w:r>
@@ -2452,7 +2583,9 @@
     </w:p>
     <w:p>
       <w:pPr>
-        <w:spacing w:after="55" w:line="245"/>
+        <w:keepNext/>
+        <w:keepLines/>
+        <w:spacing w:after="40" w:line="242"/>
         <w:ind w:left="200" w:hanging="200"/>
       </w:pPr>
       <w:r>
@@ -2484,7 +2617,9 @@
     </w:p>
     <w:p>
       <w:pPr>
-        <w:spacing w:after="55" w:line="245"/>
+        <w:keepNext/>
+        <w:keepLines/>
+        <w:spacing w:after="40" w:line="242"/>
         <w:ind w:left="200" w:hanging="200"/>
       </w:pPr>
       <w:r>
@@ -2516,7 +2651,9 @@
     </w:p>
     <w:p>
       <w:pPr>
-        <w:spacing w:after="55" w:line="245"/>
+        <w:keepNext/>
+        <w:keepLines/>
+        <w:spacing w:after="40" w:line="242"/>
         <w:ind w:left="200" w:hanging="200"/>
       </w:pPr>
       <w:r>
@@ -2548,7 +2685,9 @@
     </w:p>
     <w:p>
       <w:pPr>
-        <w:spacing w:after="55" w:line="245"/>
+        <w:keepNext/>
+        <w:keepLines/>
+        <w:spacing w:after="40" w:line="242"/>
         <w:ind w:left="200" w:hanging="200"/>
       </w:pPr>
       <w:r>
@@ -2580,7 +2719,9 @@
     </w:p>
     <w:p>
       <w:pPr>
-        <w:spacing w:after="55" w:line="245"/>
+        <w:keepNext w:val="false"/>
+        <w:keepLines/>
+        <w:spacing w:after="40" w:line="242"/>
         <w:ind w:left="200" w:hanging="200"/>
       </w:pPr>
       <w:r>
@@ -2612,11 +2753,13 @@
     </w:p>
     <w:p>
       <w:pPr>
-        <w:spacing w:after="180"/>
-      </w:pPr>
-    </w:p>
-    <w:p>
-      <w:pPr>
+        <w:spacing w:after="90"/>
+      </w:pPr>
+    </w:p>
+    <w:p>
+      <w:pPr>
+        <w:keepNext/>
+        <w:keepLines/>
         <w:spacing w:after="120" w:before="0" w:line="260"/>
       </w:pPr>
       <w:r>
@@ -2635,7 +2778,9 @@
     </w:p>
     <w:p>
       <w:pPr>
-        <w:spacing w:after="55" w:line="245"/>
+        <w:keepNext/>
+        <w:keepLines/>
+        <w:spacing w:after="40" w:line="242"/>
         <w:ind w:left="200" w:hanging="200"/>
       </w:pPr>
       <w:r>
@@ -2667,7 +2812,9 @@
     </w:p>
     <w:p>
       <w:pPr>
-        <w:spacing w:after="55" w:line="245"/>
+        <w:keepNext/>
+        <w:keepLines/>
+        <w:spacing w:after="40" w:line="242"/>
         <w:ind w:left="200" w:hanging="200"/>
       </w:pPr>
       <w:r>
@@ -2699,7 +2846,9 @@
     </w:p>
     <w:p>
       <w:pPr>
-        <w:spacing w:after="55" w:line="245"/>
+        <w:keepNext/>
+        <w:keepLines/>
+        <w:spacing w:after="40" w:line="242"/>
         <w:ind w:left="200" w:hanging="200"/>
       </w:pPr>
       <w:r>
@@ -2731,7 +2880,9 @@
     </w:p>
     <w:p>
       <w:pPr>
-        <w:spacing w:after="55" w:line="245"/>
+        <w:keepNext/>
+        <w:keepLines/>
+        <w:spacing w:after="40" w:line="242"/>
         <w:ind w:left="200" w:hanging="200"/>
       </w:pPr>
       <w:r>
@@ -2763,7 +2914,9 @@
     </w:p>
     <w:p>
       <w:pPr>
-        <w:spacing w:after="55" w:line="245"/>
+        <w:keepNext w:val="false"/>
+        <w:keepLines/>
+        <w:spacing w:after="40" w:line="242"/>
         <w:ind w:left="200" w:hanging="200"/>
       </w:pPr>
       <w:r>
@@ -2795,10 +2948,11 @@
     </w:p>
     <w:p>
       <w:pPr>
+        <w:keepNext/>
         <w:pBdr>
           <w:bottom w:val="single" w:color="111111" w:sz="6" w:space="6"/>
         </w:pBdr>
-        <w:spacing w:after="120" w:before="240"/>
+        <w:spacing w:after="100" w:before="160"/>
       </w:pPr>
       <w:r>
         <w:rPr>
@@ -2842,14 +2996,16 @@
               <w:right w:val="none" w:color="FFFFFF" w:sz="0"/>
             </w:tcBorders>
             <w:tcMar>
-              <w:top w:type="dxa" w:w="90"/>
-              <w:left w:type="dxa" w:w="120"/>
-              <w:bottom w:type="dxa" w:w="90"/>
-              <w:right w:type="dxa" w:w="120"/>
-            </w:tcMar>
-          </w:tcPr>
-          <w:p>
-            <w:pPr>
+              <w:top w:type="dxa" w:w="66"/>
+              <w:left w:type="dxa" w:w="120"/>
+              <w:bottom w:type="dxa" w:w="66"/>
+              <w:right w:type="dxa" w:w="120"/>
+            </w:tcMar>
+          </w:tcPr>
+          <w:p>
+            <w:pPr>
+              <w:keepNext/>
+              <w:keepLines/>
               <w:spacing w:after="0" w:line="240"/>
             </w:pPr>
             <w:r>
@@ -2877,14 +3033,16 @@
               <w:right w:val="none" w:color="FFFFFF" w:sz="0"/>
             </w:tcBorders>
             <w:tcMar>
-              <w:top w:type="dxa" w:w="90"/>
-              <w:left w:type="dxa" w:w="120"/>
-              <w:bottom w:type="dxa" w:w="90"/>
-              <w:right w:type="dxa" w:w="120"/>
-            </w:tcMar>
-          </w:tcPr>
-          <w:p>
-            <w:pPr>
+              <w:top w:type="dxa" w:w="66"/>
+              <w:left w:type="dxa" w:w="120"/>
+              <w:bottom w:type="dxa" w:w="66"/>
+              <w:right w:type="dxa" w:w="120"/>
+            </w:tcMar>
+          </w:tcPr>
+          <w:p>
+            <w:pPr>
+              <w:keepNext/>
+              <w:keepLines/>
               <w:spacing w:after="0" w:line="240"/>
               <w:jc w:val="right"/>
             </w:pPr>
@@ -2915,14 +3073,16 @@
               <w:right w:val="none" w:color="FFFFFF" w:sz="0"/>
             </w:tcBorders>
             <w:tcMar>
-              <w:top w:type="dxa" w:w="90"/>
-              <w:left w:type="dxa" w:w="120"/>
-              <w:bottom w:type="dxa" w:w="90"/>
-              <w:right w:type="dxa" w:w="120"/>
-            </w:tcMar>
-          </w:tcPr>
-          <w:p>
-            <w:pPr>
+              <w:top w:type="dxa" w:w="66"/>
+              <w:left w:type="dxa" w:w="120"/>
+              <w:bottom w:type="dxa" w:w="66"/>
+              <w:right w:type="dxa" w:w="120"/>
+            </w:tcMar>
+          </w:tcPr>
+          <w:p>
+            <w:pPr>
+              <w:keepNext/>
+              <w:keepLines/>
               <w:spacing w:after="0" w:line="240"/>
             </w:pPr>
             <w:r>
@@ -2950,14 +3110,16 @@
               <w:right w:val="none" w:color="FFFFFF" w:sz="0"/>
             </w:tcBorders>
             <w:tcMar>
-              <w:top w:type="dxa" w:w="90"/>
-              <w:left w:type="dxa" w:w="120"/>
-              <w:bottom w:type="dxa" w:w="90"/>
-              <w:right w:type="dxa" w:w="120"/>
-            </w:tcMar>
-          </w:tcPr>
-          <w:p>
-            <w:pPr>
+              <w:top w:type="dxa" w:w="66"/>
+              <w:left w:type="dxa" w:w="120"/>
+              <w:bottom w:type="dxa" w:w="66"/>
+              <w:right w:type="dxa" w:w="120"/>
+            </w:tcMar>
+          </w:tcPr>
+          <w:p>
+            <w:pPr>
+              <w:keepNext/>
+              <w:keepLines/>
               <w:spacing w:after="0" w:line="240"/>
               <w:jc w:val="right"/>
             </w:pPr>
@@ -2988,14 +3150,16 @@
               <w:right w:val="none" w:color="FFFFFF" w:sz="0"/>
             </w:tcBorders>
             <w:tcMar>
-              <w:top w:type="dxa" w:w="90"/>
-              <w:left w:type="dxa" w:w="120"/>
-              <w:bottom w:type="dxa" w:w="90"/>
-              <w:right w:type="dxa" w:w="120"/>
-            </w:tcMar>
-          </w:tcPr>
-          <w:p>
-            <w:pPr>
+              <w:top w:type="dxa" w:w="66"/>
+              <w:left w:type="dxa" w:w="120"/>
+              <w:bottom w:type="dxa" w:w="66"/>
+              <w:right w:type="dxa" w:w="120"/>
+            </w:tcMar>
+          </w:tcPr>
+          <w:p>
+            <w:pPr>
+              <w:keepNext/>
+              <w:keepLines/>
               <w:spacing w:after="0" w:line="240"/>
             </w:pPr>
             <w:r>
@@ -3023,14 +3187,16 @@
               <w:right w:val="none" w:color="FFFFFF" w:sz="0"/>
             </w:tcBorders>
             <w:tcMar>
-              <w:top w:type="dxa" w:w="90"/>
-              <w:left w:type="dxa" w:w="120"/>
-              <w:bottom w:type="dxa" w:w="90"/>
-              <w:right w:type="dxa" w:w="120"/>
-            </w:tcMar>
-          </w:tcPr>
-          <w:p>
-            <w:pPr>
+              <w:top w:type="dxa" w:w="66"/>
+              <w:left w:type="dxa" w:w="120"/>
+              <w:bottom w:type="dxa" w:w="66"/>
+              <w:right w:type="dxa" w:w="120"/>
+            </w:tcMar>
+          </w:tcPr>
+          <w:p>
+            <w:pPr>
+              <w:keepNext/>
+              <w:keepLines/>
               <w:spacing w:after="0" w:line="240"/>
               <w:jc w:val="right"/>
             </w:pPr>
@@ -3061,14 +3227,16 @@
               <w:right w:val="none" w:color="FFFFFF" w:sz="0"/>
             </w:tcBorders>
             <w:tcMar>
-              <w:top w:type="dxa" w:w="90"/>
-              <w:left w:type="dxa" w:w="120"/>
-              <w:bottom w:type="dxa" w:w="90"/>
-              <w:right w:type="dxa" w:w="120"/>
-            </w:tcMar>
-          </w:tcPr>
-          <w:p>
-            <w:pPr>
+              <w:top w:type="dxa" w:w="66"/>
+              <w:left w:type="dxa" w:w="120"/>
+              <w:bottom w:type="dxa" w:w="66"/>
+              <w:right w:type="dxa" w:w="120"/>
+            </w:tcMar>
+          </w:tcPr>
+          <w:p>
+            <w:pPr>
+              <w:keepNext w:val="false"/>
+              <w:keepLines/>
               <w:spacing w:after="0" w:line="240"/>
             </w:pPr>
             <w:r>
@@ -3096,14 +3264,16 @@
               <w:right w:val="none" w:color="FFFFFF" w:sz="0"/>
             </w:tcBorders>
             <w:tcMar>
-              <w:top w:type="dxa" w:w="90"/>
-              <w:left w:type="dxa" w:w="120"/>
-              <w:bottom w:type="dxa" w:w="90"/>
-              <w:right w:type="dxa" w:w="120"/>
-            </w:tcMar>
-          </w:tcPr>
-          <w:p>
-            <w:pPr>
+              <w:top w:type="dxa" w:w="66"/>
+              <w:left w:type="dxa" w:w="120"/>
+              <w:bottom w:type="dxa" w:w="66"/>
+              <w:right w:type="dxa" w:w="120"/>
+            </w:tcMar>
+          </w:tcPr>
+          <w:p>
+            <w:pPr>
+              <w:keepNext w:val="false"/>
+              <w:keepLines/>
               <w:spacing w:after="0" w:line="240"/>
               <w:jc w:val="right"/>
             </w:pPr>
@@ -3131,6 +3301,8 @@
     </w:p>
     <w:p>
       <w:pPr>
+        <w:keepNext w:val="false"/>
+        <w:keepLines/>
         <w:spacing w:after="100" w:before="0" w:line="260"/>
       </w:pPr>
       <w:r>
@@ -3149,10 +3321,11 @@
     </w:p>
     <w:p>
       <w:pPr>
+        <w:keepNext/>
         <w:pBdr>
           <w:bottom w:val="single" w:color="111111" w:sz="6" w:space="6"/>
         </w:pBdr>
-        <w:spacing w:after="120" w:before="240"/>
+        <w:spacing w:after="100" w:before="160"/>
       </w:pPr>
       <w:r>
         <w:rPr>
@@ -3171,7 +3344,9 @@
     </w:p>
     <w:p>
       <w:pPr>
-        <w:spacing w:after="55" w:line="245"/>
+        <w:keepNext w:val="false"/>
+        <w:keepLines/>
+        <w:spacing w:after="40" w:line="242"/>
         <w:ind w:left="200" w:hanging="200"/>
       </w:pPr>
       <w:r>
@@ -3203,7 +3378,9 @@
     </w:p>
     <w:p>
       <w:pPr>
-        <w:spacing w:after="55" w:line="245"/>
+        <w:keepNext w:val="false"/>
+        <w:keepLines/>
+        <w:spacing w:after="40" w:line="242"/>
         <w:ind w:left="200" w:hanging="200"/>
       </w:pPr>
       <w:r>
@@ -3235,7 +3412,9 @@
     </w:p>
     <w:p>
       <w:pPr>
-        <w:spacing w:after="55" w:line="245"/>
+        <w:keepNext w:val="false"/>
+        <w:keepLines/>
+        <w:spacing w:after="40" w:line="242"/>
         <w:ind w:left="200" w:hanging="200"/>
       </w:pPr>
       <w:r>
@@ -3267,7 +3446,9 @@
     </w:p>
     <w:p>
       <w:pPr>
-        <w:spacing w:after="55" w:line="245"/>
+        <w:keepNext w:val="false"/>
+        <w:keepLines/>
+        <w:spacing w:after="40" w:line="242"/>
         <w:ind w:left="200" w:hanging="200"/>
       </w:pPr>
       <w:r>
@@ -3299,10 +3480,11 @@
     </w:p>
     <w:p>
       <w:pPr>
+        <w:keepNext/>
         <w:pBdr>
           <w:bottom w:val="single" w:color="111111" w:sz="6" w:space="6"/>
         </w:pBdr>
-        <w:spacing w:after="120" w:before="240"/>
+        <w:spacing w:after="100" w:before="160"/>
       </w:pPr>
       <w:r>
         <w:rPr>
@@ -3321,6 +3503,8 @@
     </w:p>
     <w:p>
       <w:pPr>
+        <w:keepNext w:val="false"/>
+        <w:keepLines/>
         <w:spacing w:after="140" w:before="0" w:line="260"/>
       </w:pPr>
       <w:r>
@@ -3339,7 +3523,9 @@
     </w:p>
     <w:p>
       <w:pPr>
-        <w:spacing w:after="55" w:line="245"/>
+        <w:keepNext w:val="false"/>
+        <w:keepLines/>
+        <w:spacing w:after="40" w:line="242"/>
         <w:ind w:left="200" w:hanging="200"/>
       </w:pPr>
       <w:r>
@@ -3371,7 +3557,9 @@
     </w:p>
     <w:p>
       <w:pPr>
-        <w:spacing w:after="55" w:line="245"/>
+        <w:keepNext w:val="false"/>
+        <w:keepLines/>
+        <w:spacing w:after="40" w:line="242"/>
         <w:ind w:left="200" w:hanging="200"/>
       </w:pPr>
       <w:r>
@@ -3403,7 +3591,9 @@
     </w:p>
     <w:p>
       <w:pPr>
-        <w:spacing w:after="55" w:line="245"/>
+        <w:keepNext w:val="false"/>
+        <w:keepLines/>
+        <w:spacing w:after="40" w:line="242"/>
         <w:ind w:left="200" w:hanging="200"/>
       </w:pPr>
       <w:r>
@@ -3435,7 +3625,9 @@
     </w:p>
     <w:p>
       <w:pPr>
-        <w:spacing w:after="55" w:line="245"/>
+        <w:keepNext w:val="false"/>
+        <w:keepLines/>
+        <w:spacing w:after="40" w:line="242"/>
         <w:ind w:left="200" w:hanging="200"/>
       </w:pPr>
       <w:r>
@@ -3467,7 +3659,9 @@
     </w:p>
     <w:p>
       <w:pPr>
-        <w:spacing w:after="55" w:line="245"/>
+        <w:keepNext w:val="false"/>
+        <w:keepLines/>
+        <w:spacing w:after="40" w:line="242"/>
         <w:ind w:left="200" w:hanging="200"/>
       </w:pPr>
       <w:r>
@@ -3499,7 +3693,9 @@
     </w:p>
     <w:p>
       <w:pPr>
-        <w:spacing w:after="55" w:line="245"/>
+        <w:keepNext w:val="false"/>
+        <w:keepLines/>
+        <w:spacing w:after="40" w:line="242"/>
         <w:ind w:left="200" w:hanging="200"/>
       </w:pPr>
       <w:r>
@@ -3531,7 +3727,9 @@
     </w:p>
     <w:p>
       <w:pPr>
-        <w:spacing w:after="55" w:line="245"/>
+        <w:keepNext w:val="false"/>
+        <w:keepLines/>
+        <w:spacing w:after="40" w:line="242"/>
         <w:ind w:left="200" w:hanging="200"/>
       </w:pPr>
       <w:r>
@@ -3563,10 +3761,11 @@
     </w:p>
     <w:p>
       <w:pPr>
+        <w:keepNext/>
         <w:pBdr>
           <w:bottom w:val="single" w:color="111111" w:sz="6" w:space="6"/>
         </w:pBdr>
-        <w:spacing w:after="120" w:before="240"/>
+        <w:spacing w:after="100" w:before="160"/>
       </w:pPr>
       <w:r>
         <w:rPr>
@@ -3585,7 +3784,9 @@
     </w:p>
     <w:p>
       <w:pPr>
-        <w:spacing w:after="55" w:line="245"/>
+        <w:keepNext w:val="false"/>
+        <w:keepLines/>
+        <w:spacing w:after="40" w:line="242"/>
         <w:ind w:left="200" w:hanging="200"/>
       </w:pPr>
       <w:r>
@@ -3617,7 +3818,9 @@
     </w:p>
     <w:p>
       <w:pPr>
-        <w:spacing w:after="55" w:line="245"/>
+        <w:keepNext w:val="false"/>
+        <w:keepLines/>
+        <w:spacing w:after="40" w:line="242"/>
         <w:ind w:left="200" w:hanging="200"/>
       </w:pPr>
       <w:r>
@@ -3649,7 +3852,9 @@
     </w:p>
     <w:p>
       <w:pPr>
-        <w:spacing w:after="55" w:line="245"/>
+        <w:keepNext w:val="false"/>
+        <w:keepLines/>
+        <w:spacing w:after="40" w:line="242"/>
         <w:ind w:left="200" w:hanging="200"/>
       </w:pPr>
       <w:r>
@@ -3681,7 +3886,9 @@
     </w:p>
     <w:p>
       <w:pPr>
-        <w:spacing w:after="55" w:line="245"/>
+        <w:keepNext w:val="false"/>
+        <w:keepLines/>
+        <w:spacing w:after="40" w:line="242"/>
         <w:ind w:left="200" w:hanging="200"/>
       </w:pPr>
       <w:r>
@@ -3713,7 +3920,9 @@
     </w:p>
     <w:p>
       <w:pPr>
-        <w:spacing w:after="55" w:line="245"/>
+        <w:keepNext w:val="false"/>
+        <w:keepLines/>
+        <w:spacing w:after="40" w:line="242"/>
         <w:ind w:left="200" w:hanging="200"/>
       </w:pPr>
       <w:r>
@@ -3745,11 +3954,13 @@
     </w:p>
     <w:p>
       <w:pPr>
-        <w:spacing w:after="520"/>
-      </w:pPr>
-    </w:p>
-    <w:p>
-      <w:pPr>
+        <w:spacing w:after="100"/>
+      </w:pPr>
+    </w:p>
+    <w:p>
+      <w:pPr>
+        <w:keepNext/>
+        <w:keepLines/>
         <w:spacing w:after="40" w:before="0" w:line="260"/>
       </w:pPr>
       <w:r>
@@ -3768,6 +3979,8 @@
     </w:p>
     <w:p>
       <w:pPr>
+        <w:keepNext/>
+        <w:keepLines/>
         <w:spacing w:after="20" w:before="0" w:line="260"/>
       </w:pPr>
       <w:r>
@@ -3786,6 +3999,8 @@
     </w:p>
     <w:p>
       <w:pPr>
+        <w:keepNext/>
+        <w:keepLines/>
         <w:spacing w:after="20" w:before="0" w:line="260"/>
       </w:pPr>
       <w:r>
@@ -3804,7 +4019,9 @@
     </w:p>
     <w:p>
       <w:pPr>
-        <w:spacing w:after="560" w:before="0" w:line="260"/>
+        <w:keepNext/>
+        <w:keepLines/>
+        <w:spacing w:after="520" w:before="0" w:line="260"/>
       </w:pPr>
       <w:r>
         <w:rPr>
@@ -3822,6 +4039,7 @@
     </w:p>
     <w:p>
       <w:pPr>
+        <w:keepLines/>
         <w:spacing w:after="0" w:line="260"/>
       </w:pPr>
       <w:r>

--- a/presentations/aurora-hotel/kp/MOST_KP_Bukhtarminskaya_EP_rev2.docx
+++ b/presentations/aurora-hotel/kp/MOST_KP_Bukhtarminskaya_EP_rev2.docx
@@ -154,9 +154,9 @@
               <w:right w:val="none" w:color="FFFFFF" w:sz="0"/>
             </w:tcBorders>
             <w:tcMar>
-              <w:top w:type="dxa" w:w="66"/>
-              <w:left w:type="dxa" w:w="120"/>
-              <w:bottom w:type="dxa" w:w="66"/>
+              <w:top w:type="dxa" w:w="54"/>
+              <w:left w:type="dxa" w:w="120"/>
+              <w:bottom w:type="dxa" w:w="54"/>
               <w:right w:type="dxa" w:w="120"/>
             </w:tcMar>
           </w:tcPr>
@@ -191,9 +191,9 @@
               <w:right w:val="none" w:color="FFFFFF" w:sz="0"/>
             </w:tcBorders>
             <w:tcMar>
-              <w:top w:type="dxa" w:w="66"/>
-              <w:left w:type="dxa" w:w="120"/>
-              <w:bottom w:type="dxa" w:w="66"/>
+              <w:top w:type="dxa" w:w="54"/>
+              <w:left w:type="dxa" w:w="120"/>
+              <w:bottom w:type="dxa" w:w="54"/>
               <w:right w:type="dxa" w:w="120"/>
             </w:tcMar>
           </w:tcPr>
@@ -230,9 +230,9 @@
               <w:right w:val="none" w:color="FFFFFF" w:sz="0"/>
             </w:tcBorders>
             <w:tcMar>
-              <w:top w:type="dxa" w:w="66"/>
-              <w:left w:type="dxa" w:w="120"/>
-              <w:bottom w:type="dxa" w:w="66"/>
+              <w:top w:type="dxa" w:w="54"/>
+              <w:left w:type="dxa" w:w="120"/>
+              <w:bottom w:type="dxa" w:w="54"/>
               <w:right w:type="dxa" w:w="120"/>
             </w:tcMar>
           </w:tcPr>
@@ -267,9 +267,9 @@
               <w:right w:val="none" w:color="FFFFFF" w:sz="0"/>
             </w:tcBorders>
             <w:tcMar>
-              <w:top w:type="dxa" w:w="66"/>
-              <w:left w:type="dxa" w:w="120"/>
-              <w:bottom w:type="dxa" w:w="66"/>
+              <w:top w:type="dxa" w:w="54"/>
+              <w:left w:type="dxa" w:w="120"/>
+              <w:bottom w:type="dxa" w:w="54"/>
               <w:right w:type="dxa" w:w="120"/>
             </w:tcMar>
           </w:tcPr>
@@ -306,9 +306,9 @@
               <w:right w:val="none" w:color="FFFFFF" w:sz="0"/>
             </w:tcBorders>
             <w:tcMar>
-              <w:top w:type="dxa" w:w="66"/>
-              <w:left w:type="dxa" w:w="120"/>
-              <w:bottom w:type="dxa" w:w="66"/>
+              <w:top w:type="dxa" w:w="54"/>
+              <w:left w:type="dxa" w:w="120"/>
+              <w:bottom w:type="dxa" w:w="54"/>
               <w:right w:type="dxa" w:w="120"/>
             </w:tcMar>
           </w:tcPr>
@@ -343,9 +343,9 @@
               <w:right w:val="none" w:color="FFFFFF" w:sz="0"/>
             </w:tcBorders>
             <w:tcMar>
-              <w:top w:type="dxa" w:w="66"/>
-              <w:left w:type="dxa" w:w="120"/>
-              <w:bottom w:type="dxa" w:w="66"/>
+              <w:top w:type="dxa" w:w="54"/>
+              <w:left w:type="dxa" w:w="120"/>
+              <w:bottom w:type="dxa" w:w="54"/>
               <w:right w:type="dxa" w:w="120"/>
             </w:tcMar>
           </w:tcPr>
@@ -382,9 +382,9 @@
               <w:right w:val="none" w:color="FFFFFF" w:sz="0"/>
             </w:tcBorders>
             <w:tcMar>
-              <w:top w:type="dxa" w:w="66"/>
-              <w:left w:type="dxa" w:w="120"/>
-              <w:bottom w:type="dxa" w:w="66"/>
+              <w:top w:type="dxa" w:w="54"/>
+              <w:left w:type="dxa" w:w="120"/>
+              <w:bottom w:type="dxa" w:w="54"/>
               <w:right w:type="dxa" w:w="120"/>
             </w:tcMar>
           </w:tcPr>
@@ -419,9 +419,9 @@
               <w:right w:val="none" w:color="FFFFFF" w:sz="0"/>
             </w:tcBorders>
             <w:tcMar>
-              <w:top w:type="dxa" w:w="66"/>
-              <w:left w:type="dxa" w:w="120"/>
-              <w:bottom w:type="dxa" w:w="66"/>
+              <w:top w:type="dxa" w:w="54"/>
+              <w:left w:type="dxa" w:w="120"/>
+              <w:bottom w:type="dxa" w:w="54"/>
               <w:right w:type="dxa" w:w="120"/>
             </w:tcMar>
           </w:tcPr>
@@ -458,9 +458,9 @@
               <w:right w:val="none" w:color="FFFFFF" w:sz="0"/>
             </w:tcBorders>
             <w:tcMar>
-              <w:top w:type="dxa" w:w="66"/>
-              <w:left w:type="dxa" w:w="120"/>
-              <w:bottom w:type="dxa" w:w="66"/>
+              <w:top w:type="dxa" w:w="54"/>
+              <w:left w:type="dxa" w:w="120"/>
+              <w:bottom w:type="dxa" w:w="54"/>
               <w:right w:type="dxa" w:w="120"/>
             </w:tcMar>
           </w:tcPr>
@@ -495,9 +495,9 @@
               <w:right w:val="none" w:color="FFFFFF" w:sz="0"/>
             </w:tcBorders>
             <w:tcMar>
-              <w:top w:type="dxa" w:w="66"/>
-              <w:left w:type="dxa" w:w="120"/>
-              <w:bottom w:type="dxa" w:w="66"/>
+              <w:top w:type="dxa" w:w="54"/>
+              <w:left w:type="dxa" w:w="120"/>
+              <w:bottom w:type="dxa" w:w="54"/>
               <w:right w:type="dxa" w:w="120"/>
             </w:tcMar>
           </w:tcPr>
@@ -534,9 +534,9 @@
               <w:right w:val="none" w:color="FFFFFF" w:sz="0"/>
             </w:tcBorders>
             <w:tcMar>
-              <w:top w:type="dxa" w:w="66"/>
-              <w:left w:type="dxa" w:w="120"/>
-              <w:bottom w:type="dxa" w:w="66"/>
+              <w:top w:type="dxa" w:w="54"/>
+              <w:left w:type="dxa" w:w="120"/>
+              <w:bottom w:type="dxa" w:w="54"/>
               <w:right w:type="dxa" w:w="120"/>
             </w:tcMar>
           </w:tcPr>
@@ -571,9 +571,9 @@
               <w:right w:val="none" w:color="FFFFFF" w:sz="0"/>
             </w:tcBorders>
             <w:tcMar>
-              <w:top w:type="dxa" w:w="66"/>
-              <w:left w:type="dxa" w:w="120"/>
-              <w:bottom w:type="dxa" w:w="66"/>
+              <w:top w:type="dxa" w:w="54"/>
+              <w:left w:type="dxa" w:w="120"/>
+              <w:bottom w:type="dxa" w:w="54"/>
               <w:right w:type="dxa" w:w="120"/>
             </w:tcMar>
           </w:tcPr>
@@ -606,7 +606,7 @@
         <w:pBdr>
           <w:bottom w:val="single" w:color="111111" w:sz="6" w:space="6"/>
         </w:pBdr>
-        <w:spacing w:after="100" w:before="160"/>
+        <w:spacing w:after="90" w:before="120"/>
       </w:pPr>
       <w:r>
         <w:rPr>
@@ -717,9 +717,9 @@
               <w:right w:val="none" w:color="FFFFFF" w:sz="0"/>
             </w:tcBorders>
             <w:tcMar>
-              <w:top w:type="dxa" w:w="66"/>
-              <w:left w:type="dxa" w:w="120"/>
-              <w:bottom w:type="dxa" w:w="66"/>
+              <w:top w:type="dxa" w:w="54"/>
+              <w:left w:type="dxa" w:w="120"/>
+              <w:bottom w:type="dxa" w:w="54"/>
               <w:right w:type="dxa" w:w="120"/>
             </w:tcMar>
           </w:tcPr>
@@ -754,9 +754,9 @@
               <w:right w:val="none" w:color="FFFFFF" w:sz="0"/>
             </w:tcBorders>
             <w:tcMar>
-              <w:top w:type="dxa" w:w="66"/>
-              <w:left w:type="dxa" w:w="120"/>
-              <w:bottom w:type="dxa" w:w="66"/>
+              <w:top w:type="dxa" w:w="54"/>
+              <w:left w:type="dxa" w:w="120"/>
+              <w:bottom w:type="dxa" w:w="54"/>
               <w:right w:type="dxa" w:w="120"/>
             </w:tcMar>
           </w:tcPr>
@@ -794,9 +794,9 @@
               <w:right w:val="none" w:color="FFFFFF" w:sz="0"/>
             </w:tcBorders>
             <w:tcMar>
-              <w:top w:type="dxa" w:w="66"/>
-              <w:left w:type="dxa" w:w="120"/>
-              <w:bottom w:type="dxa" w:w="66"/>
+              <w:top w:type="dxa" w:w="54"/>
+              <w:left w:type="dxa" w:w="120"/>
+              <w:bottom w:type="dxa" w:w="54"/>
               <w:right w:type="dxa" w:w="120"/>
             </w:tcMar>
           </w:tcPr>
@@ -831,9 +831,9 @@
               <w:right w:val="none" w:color="FFFFFF" w:sz="0"/>
             </w:tcBorders>
             <w:tcMar>
-              <w:top w:type="dxa" w:w="66"/>
-              <w:left w:type="dxa" w:w="120"/>
-              <w:bottom w:type="dxa" w:w="66"/>
+              <w:top w:type="dxa" w:w="54"/>
+              <w:left w:type="dxa" w:w="120"/>
+              <w:bottom w:type="dxa" w:w="54"/>
               <w:right w:type="dxa" w:w="120"/>
             </w:tcMar>
           </w:tcPr>
@@ -871,9 +871,9 @@
               <w:right w:val="none" w:color="FFFFFF" w:sz="0"/>
             </w:tcBorders>
             <w:tcMar>
-              <w:top w:type="dxa" w:w="66"/>
-              <w:left w:type="dxa" w:w="120"/>
-              <w:bottom w:type="dxa" w:w="66"/>
+              <w:top w:type="dxa" w:w="54"/>
+              <w:left w:type="dxa" w:w="120"/>
+              <w:bottom w:type="dxa" w:w="54"/>
               <w:right w:type="dxa" w:w="120"/>
             </w:tcMar>
           </w:tcPr>
@@ -908,9 +908,9 @@
               <w:right w:val="none" w:color="FFFFFF" w:sz="0"/>
             </w:tcBorders>
             <w:tcMar>
-              <w:top w:type="dxa" w:w="66"/>
-              <w:left w:type="dxa" w:w="120"/>
-              <w:bottom w:type="dxa" w:w="66"/>
+              <w:top w:type="dxa" w:w="54"/>
+              <w:left w:type="dxa" w:w="120"/>
+              <w:bottom w:type="dxa" w:w="54"/>
               <w:right w:type="dxa" w:w="120"/>
             </w:tcMar>
           </w:tcPr>
@@ -948,9 +948,9 @@
               <w:right w:val="none" w:color="FFFFFF" w:sz="0"/>
             </w:tcBorders>
             <w:tcMar>
-              <w:top w:type="dxa" w:w="66"/>
-              <w:left w:type="dxa" w:w="120"/>
-              <w:bottom w:type="dxa" w:w="66"/>
+              <w:top w:type="dxa" w:w="54"/>
+              <w:left w:type="dxa" w:w="120"/>
+              <w:bottom w:type="dxa" w:w="54"/>
               <w:right w:type="dxa" w:w="120"/>
             </w:tcMar>
           </w:tcPr>
@@ -985,9 +985,9 @@
               <w:right w:val="none" w:color="FFFFFF" w:sz="0"/>
             </w:tcBorders>
             <w:tcMar>
-              <w:top w:type="dxa" w:w="66"/>
-              <w:left w:type="dxa" w:w="120"/>
-              <w:bottom w:type="dxa" w:w="66"/>
+              <w:top w:type="dxa" w:w="54"/>
+              <w:left w:type="dxa" w:w="120"/>
+              <w:bottom w:type="dxa" w:w="54"/>
               <w:right w:type="dxa" w:w="120"/>
             </w:tcMar>
           </w:tcPr>
@@ -1021,7 +1021,7 @@
         <w:pBdr>
           <w:bottom w:val="single" w:color="111111" w:sz="6" w:space="6"/>
         </w:pBdr>
-        <w:spacing w:after="100" w:before="160"/>
+        <w:spacing w:after="90" w:before="120"/>
       </w:pPr>
       <w:r>
         <w:rPr>
@@ -1066,9 +1066,9 @@
               <w:right w:val="none" w:color="FFFFFF" w:sz="0"/>
             </w:tcBorders>
             <w:tcMar>
-              <w:top w:type="dxa" w:w="66"/>
-              <w:left w:type="dxa" w:w="120"/>
-              <w:bottom w:type="dxa" w:w="66"/>
+              <w:top w:type="dxa" w:w="54"/>
+              <w:left w:type="dxa" w:w="120"/>
+              <w:bottom w:type="dxa" w:w="54"/>
               <w:right w:type="dxa" w:w="120"/>
             </w:tcMar>
           </w:tcPr>
@@ -1104,9 +1104,9 @@
               <w:right w:val="none" w:color="FFFFFF" w:sz="0"/>
             </w:tcBorders>
             <w:tcMar>
-              <w:top w:type="dxa" w:w="66"/>
-              <w:left w:type="dxa" w:w="120"/>
-              <w:bottom w:type="dxa" w:w="66"/>
+              <w:top w:type="dxa" w:w="54"/>
+              <w:left w:type="dxa" w:w="120"/>
+              <w:bottom w:type="dxa" w:w="54"/>
               <w:right w:type="dxa" w:w="120"/>
             </w:tcMar>
           </w:tcPr>
@@ -1143,9 +1143,9 @@
               <w:right w:val="none" w:color="FFFFFF" w:sz="0"/>
             </w:tcBorders>
             <w:tcMar>
-              <w:top w:type="dxa" w:w="66"/>
-              <w:left w:type="dxa" w:w="120"/>
-              <w:bottom w:type="dxa" w:w="66"/>
+              <w:top w:type="dxa" w:w="54"/>
+              <w:left w:type="dxa" w:w="120"/>
+              <w:bottom w:type="dxa" w:w="54"/>
               <w:right w:type="dxa" w:w="120"/>
             </w:tcMar>
           </w:tcPr>
@@ -1184,9 +1184,9 @@
               <w:right w:val="none" w:color="FFFFFF" w:sz="0"/>
             </w:tcBorders>
             <w:tcMar>
-              <w:top w:type="dxa" w:w="66"/>
-              <w:left w:type="dxa" w:w="120"/>
-              <w:bottom w:type="dxa" w:w="66"/>
+              <w:top w:type="dxa" w:w="54"/>
+              <w:left w:type="dxa" w:w="120"/>
+              <w:bottom w:type="dxa" w:w="54"/>
               <w:right w:type="dxa" w:w="120"/>
             </w:tcMar>
           </w:tcPr>
@@ -1221,9 +1221,9 @@
               <w:right w:val="none" w:color="FFFFFF" w:sz="0"/>
             </w:tcBorders>
             <w:tcMar>
-              <w:top w:type="dxa" w:w="66"/>
-              <w:left w:type="dxa" w:w="120"/>
-              <w:bottom w:type="dxa" w:w="66"/>
+              <w:top w:type="dxa" w:w="54"/>
+              <w:left w:type="dxa" w:w="120"/>
+              <w:bottom w:type="dxa" w:w="54"/>
               <w:right w:type="dxa" w:w="120"/>
             </w:tcMar>
           </w:tcPr>
@@ -1259,9 +1259,9 @@
               <w:right w:val="none" w:color="FFFFFF" w:sz="0"/>
             </w:tcBorders>
             <w:tcMar>
-              <w:top w:type="dxa" w:w="66"/>
-              <w:left w:type="dxa" w:w="120"/>
-              <w:bottom w:type="dxa" w:w="66"/>
+              <w:top w:type="dxa" w:w="54"/>
+              <w:left w:type="dxa" w:w="120"/>
+              <w:bottom w:type="dxa" w:w="54"/>
               <w:right w:type="dxa" w:w="120"/>
             </w:tcMar>
           </w:tcPr>
@@ -1299,9 +1299,9 @@
               <w:right w:val="none" w:color="FFFFFF" w:sz="0"/>
             </w:tcBorders>
             <w:tcMar>
-              <w:top w:type="dxa" w:w="66"/>
-              <w:left w:type="dxa" w:w="120"/>
-              <w:bottom w:type="dxa" w:w="66"/>
+              <w:top w:type="dxa" w:w="54"/>
+              <w:left w:type="dxa" w:w="120"/>
+              <w:bottom w:type="dxa" w:w="54"/>
               <w:right w:type="dxa" w:w="120"/>
             </w:tcMar>
           </w:tcPr>
@@ -1336,9 +1336,9 @@
               <w:right w:val="none" w:color="FFFFFF" w:sz="0"/>
             </w:tcBorders>
             <w:tcMar>
-              <w:top w:type="dxa" w:w="66"/>
-              <w:left w:type="dxa" w:w="120"/>
-              <w:bottom w:type="dxa" w:w="66"/>
+              <w:top w:type="dxa" w:w="54"/>
+              <w:left w:type="dxa" w:w="120"/>
+              <w:bottom w:type="dxa" w:w="54"/>
               <w:right w:type="dxa" w:w="120"/>
             </w:tcMar>
           </w:tcPr>
@@ -1374,9 +1374,9 @@
               <w:right w:val="none" w:color="FFFFFF" w:sz="0"/>
             </w:tcBorders>
             <w:tcMar>
-              <w:top w:type="dxa" w:w="66"/>
-              <w:left w:type="dxa" w:w="120"/>
-              <w:bottom w:type="dxa" w:w="66"/>
+              <w:top w:type="dxa" w:w="54"/>
+              <w:left w:type="dxa" w:w="120"/>
+              <w:bottom w:type="dxa" w:w="54"/>
               <w:right w:type="dxa" w:w="120"/>
             </w:tcMar>
           </w:tcPr>
@@ -1414,9 +1414,9 @@
               <w:right w:val="none" w:color="FFFFFF" w:sz="0"/>
             </w:tcBorders>
             <w:tcMar>
-              <w:top w:type="dxa" w:w="66"/>
-              <w:left w:type="dxa" w:w="120"/>
-              <w:bottom w:type="dxa" w:w="66"/>
+              <w:top w:type="dxa" w:w="54"/>
+              <w:left w:type="dxa" w:w="120"/>
+              <w:bottom w:type="dxa" w:w="54"/>
               <w:right w:type="dxa" w:w="120"/>
             </w:tcMar>
           </w:tcPr>
@@ -1451,9 +1451,9 @@
               <w:right w:val="none" w:color="FFFFFF" w:sz="0"/>
             </w:tcBorders>
             <w:tcMar>
-              <w:top w:type="dxa" w:w="66"/>
-              <w:left w:type="dxa" w:w="120"/>
-              <w:bottom w:type="dxa" w:w="66"/>
+              <w:top w:type="dxa" w:w="54"/>
+              <w:left w:type="dxa" w:w="120"/>
+              <w:bottom w:type="dxa" w:w="54"/>
               <w:right w:type="dxa" w:w="120"/>
             </w:tcMar>
           </w:tcPr>
@@ -1489,9 +1489,9 @@
               <w:right w:val="none" w:color="FFFFFF" w:sz="0"/>
             </w:tcBorders>
             <w:tcMar>
-              <w:top w:type="dxa" w:w="66"/>
-              <w:left w:type="dxa" w:w="120"/>
-              <w:bottom w:type="dxa" w:w="66"/>
+              <w:top w:type="dxa" w:w="54"/>
+              <w:left w:type="dxa" w:w="120"/>
+              <w:bottom w:type="dxa" w:w="54"/>
               <w:right w:type="dxa" w:w="120"/>
             </w:tcMar>
           </w:tcPr>
@@ -1529,9 +1529,9 @@
               <w:right w:val="none" w:color="FFFFFF" w:sz="0"/>
             </w:tcBorders>
             <w:tcMar>
-              <w:top w:type="dxa" w:w="66"/>
-              <w:left w:type="dxa" w:w="120"/>
-              <w:bottom w:type="dxa" w:w="66"/>
+              <w:top w:type="dxa" w:w="54"/>
+              <w:left w:type="dxa" w:w="120"/>
+              <w:bottom w:type="dxa" w:w="54"/>
               <w:right w:type="dxa" w:w="120"/>
             </w:tcMar>
           </w:tcPr>
@@ -1566,9 +1566,9 @@
               <w:right w:val="none" w:color="FFFFFF" w:sz="0"/>
             </w:tcBorders>
             <w:tcMar>
-              <w:top w:type="dxa" w:w="66"/>
-              <w:left w:type="dxa" w:w="120"/>
-              <w:bottom w:type="dxa" w:w="66"/>
+              <w:top w:type="dxa" w:w="54"/>
+              <w:left w:type="dxa" w:w="120"/>
+              <w:bottom w:type="dxa" w:w="54"/>
               <w:right w:type="dxa" w:w="120"/>
             </w:tcMar>
           </w:tcPr>
@@ -1604,9 +1604,9 @@
               <w:right w:val="none" w:color="FFFFFF" w:sz="0"/>
             </w:tcBorders>
             <w:tcMar>
-              <w:top w:type="dxa" w:w="66"/>
-              <w:left w:type="dxa" w:w="120"/>
-              <w:bottom w:type="dxa" w:w="66"/>
+              <w:top w:type="dxa" w:w="54"/>
+              <w:left w:type="dxa" w:w="120"/>
+              <w:bottom w:type="dxa" w:w="54"/>
               <w:right w:type="dxa" w:w="120"/>
             </w:tcMar>
           </w:tcPr>
@@ -1644,9 +1644,9 @@
               <w:right w:val="none" w:color="FFFFFF" w:sz="0"/>
             </w:tcBorders>
             <w:tcMar>
-              <w:top w:type="dxa" w:w="66"/>
-              <w:left w:type="dxa" w:w="120"/>
-              <w:bottom w:type="dxa" w:w="66"/>
+              <w:top w:type="dxa" w:w="54"/>
+              <w:left w:type="dxa" w:w="120"/>
+              <w:bottom w:type="dxa" w:w="54"/>
               <w:right w:type="dxa" w:w="120"/>
             </w:tcMar>
           </w:tcPr>
@@ -1681,9 +1681,9 @@
               <w:right w:val="none" w:color="FFFFFF" w:sz="0"/>
             </w:tcBorders>
             <w:tcMar>
-              <w:top w:type="dxa" w:w="66"/>
-              <w:left w:type="dxa" w:w="120"/>
-              <w:bottom w:type="dxa" w:w="66"/>
+              <w:top w:type="dxa" w:w="54"/>
+              <w:left w:type="dxa" w:w="120"/>
+              <w:bottom w:type="dxa" w:w="54"/>
               <w:right w:type="dxa" w:w="120"/>
             </w:tcMar>
           </w:tcPr>
@@ -1719,9 +1719,9 @@
               <w:right w:val="none" w:color="FFFFFF" w:sz="0"/>
             </w:tcBorders>
             <w:tcMar>
-              <w:top w:type="dxa" w:w="66"/>
-              <w:left w:type="dxa" w:w="120"/>
-              <w:bottom w:type="dxa" w:w="66"/>
+              <w:top w:type="dxa" w:w="54"/>
+              <w:left w:type="dxa" w:w="120"/>
+              <w:bottom w:type="dxa" w:w="54"/>
               <w:right w:type="dxa" w:w="120"/>
             </w:tcMar>
           </w:tcPr>
@@ -1759,9 +1759,9 @@
               <w:right w:val="none" w:color="FFFFFF" w:sz="0"/>
             </w:tcBorders>
             <w:tcMar>
-              <w:top w:type="dxa" w:w="66"/>
-              <w:left w:type="dxa" w:w="120"/>
-              <w:bottom w:type="dxa" w:w="66"/>
+              <w:top w:type="dxa" w:w="54"/>
+              <w:left w:type="dxa" w:w="120"/>
+              <w:bottom w:type="dxa" w:w="54"/>
               <w:right w:type="dxa" w:w="120"/>
             </w:tcMar>
           </w:tcPr>
@@ -1796,9 +1796,9 @@
               <w:right w:val="none" w:color="FFFFFF" w:sz="0"/>
             </w:tcBorders>
             <w:tcMar>
-              <w:top w:type="dxa" w:w="66"/>
-              <w:left w:type="dxa" w:w="120"/>
-              <w:bottom w:type="dxa" w:w="66"/>
+              <w:top w:type="dxa" w:w="54"/>
+              <w:left w:type="dxa" w:w="120"/>
+              <w:bottom w:type="dxa" w:w="54"/>
               <w:right w:type="dxa" w:w="120"/>
             </w:tcMar>
           </w:tcPr>
@@ -1834,9 +1834,9 @@
               <w:right w:val="none" w:color="FFFFFF" w:sz="0"/>
             </w:tcBorders>
             <w:tcMar>
-              <w:top w:type="dxa" w:w="66"/>
-              <w:left w:type="dxa" w:w="120"/>
-              <w:bottom w:type="dxa" w:w="66"/>
+              <w:top w:type="dxa" w:w="54"/>
+              <w:left w:type="dxa" w:w="120"/>
+              <w:bottom w:type="dxa" w:w="54"/>
               <w:right w:type="dxa" w:w="120"/>
             </w:tcMar>
           </w:tcPr>
@@ -1874,9 +1874,9 @@
               <w:right w:val="none" w:color="FFFFFF" w:sz="0"/>
             </w:tcBorders>
             <w:tcMar>
-              <w:top w:type="dxa" w:w="66"/>
-              <w:left w:type="dxa" w:w="120"/>
-              <w:bottom w:type="dxa" w:w="66"/>
+              <w:top w:type="dxa" w:w="54"/>
+              <w:left w:type="dxa" w:w="120"/>
+              <w:bottom w:type="dxa" w:w="54"/>
               <w:right w:type="dxa" w:w="120"/>
             </w:tcMar>
           </w:tcPr>
@@ -1911,9 +1911,9 @@
               <w:right w:val="none" w:color="FFFFFF" w:sz="0"/>
             </w:tcBorders>
             <w:tcMar>
-              <w:top w:type="dxa" w:w="66"/>
-              <w:left w:type="dxa" w:w="120"/>
-              <w:bottom w:type="dxa" w:w="66"/>
+              <w:top w:type="dxa" w:w="54"/>
+              <w:left w:type="dxa" w:w="120"/>
+              <w:bottom w:type="dxa" w:w="54"/>
               <w:right w:type="dxa" w:w="120"/>
             </w:tcMar>
           </w:tcPr>
@@ -1949,9 +1949,9 @@
               <w:right w:val="none" w:color="FFFFFF" w:sz="0"/>
             </w:tcBorders>
             <w:tcMar>
-              <w:top w:type="dxa" w:w="66"/>
-              <w:left w:type="dxa" w:w="120"/>
-              <w:bottom w:type="dxa" w:w="66"/>
+              <w:top w:type="dxa" w:w="54"/>
+              <w:left w:type="dxa" w:w="120"/>
+              <w:bottom w:type="dxa" w:w="54"/>
               <w:right w:type="dxa" w:w="120"/>
             </w:tcMar>
           </w:tcPr>
@@ -1989,9 +1989,9 @@
               <w:right w:val="none" w:color="FFFFFF" w:sz="0"/>
             </w:tcBorders>
             <w:tcMar>
-              <w:top w:type="dxa" w:w="66"/>
-              <w:left w:type="dxa" w:w="120"/>
-              <w:bottom w:type="dxa" w:w="66"/>
+              <w:top w:type="dxa" w:w="54"/>
+              <w:left w:type="dxa" w:w="120"/>
+              <w:bottom w:type="dxa" w:w="54"/>
               <w:right w:type="dxa" w:w="120"/>
             </w:tcMar>
           </w:tcPr>
@@ -2026,9 +2026,9 @@
               <w:right w:val="none" w:color="FFFFFF" w:sz="0"/>
             </w:tcBorders>
             <w:tcMar>
-              <w:top w:type="dxa" w:w="66"/>
-              <w:left w:type="dxa" w:w="120"/>
-              <w:bottom w:type="dxa" w:w="66"/>
+              <w:top w:type="dxa" w:w="54"/>
+              <w:left w:type="dxa" w:w="120"/>
+              <w:bottom w:type="dxa" w:w="54"/>
               <w:right w:type="dxa" w:w="120"/>
             </w:tcMar>
           </w:tcPr>
@@ -2064,9 +2064,9 @@
               <w:right w:val="none" w:color="FFFFFF" w:sz="0"/>
             </w:tcBorders>
             <w:tcMar>
-              <w:top w:type="dxa" w:w="66"/>
-              <w:left w:type="dxa" w:w="120"/>
-              <w:bottom w:type="dxa" w:w="66"/>
+              <w:top w:type="dxa" w:w="54"/>
+              <w:left w:type="dxa" w:w="120"/>
+              <w:bottom w:type="dxa" w:w="54"/>
               <w:right w:type="dxa" w:w="120"/>
             </w:tcMar>
           </w:tcPr>
@@ -2145,7 +2145,7 @@
         <w:pBdr>
           <w:bottom w:val="single" w:color="111111" w:sz="6" w:space="6"/>
         </w:pBdr>
-        <w:spacing w:after="100" w:before="160"/>
+        <w:spacing w:after="90" w:before="120"/>
       </w:pPr>
       <w:r>
         <w:rPr>
@@ -2186,7 +2186,7 @@
       <w:pPr>
         <w:keepNext/>
         <w:keepLines/>
-        <w:spacing w:after="40" w:line="242"/>
+        <w:spacing w:after="30" w:line="238"/>
         <w:ind w:left="200" w:hanging="200"/>
       </w:pPr>
       <w:r>
@@ -2220,7 +2220,7 @@
       <w:pPr>
         <w:keepNext/>
         <w:keepLines/>
-        <w:spacing w:after="40" w:line="242"/>
+        <w:spacing w:after="30" w:line="238"/>
         <w:ind w:left="200" w:hanging="200"/>
       </w:pPr>
       <w:r>
@@ -2254,7 +2254,7 @@
       <w:pPr>
         <w:keepNext/>
         <w:keepLines/>
-        <w:spacing w:after="40" w:line="242"/>
+        <w:spacing w:after="30" w:line="238"/>
         <w:ind w:left="200" w:hanging="200"/>
       </w:pPr>
       <w:r>
@@ -2288,7 +2288,7 @@
       <w:pPr>
         <w:keepNext/>
         <w:keepLines/>
-        <w:spacing w:after="40" w:line="242"/>
+        <w:spacing w:after="30" w:line="238"/>
         <w:ind w:left="200" w:hanging="200"/>
       </w:pPr>
       <w:r>
@@ -2322,7 +2322,7 @@
       <w:pPr>
         <w:keepNext/>
         <w:keepLines/>
-        <w:spacing w:after="40" w:line="242"/>
+        <w:spacing w:after="30" w:line="238"/>
         <w:ind w:left="200" w:hanging="200"/>
       </w:pPr>
       <w:r>
@@ -2356,7 +2356,7 @@
       <w:pPr>
         <w:keepNext/>
         <w:keepLines/>
-        <w:spacing w:after="40" w:line="242"/>
+        <w:spacing w:after="30" w:line="238"/>
         <w:ind w:left="200" w:hanging="200"/>
       </w:pPr>
       <w:r>
@@ -2390,7 +2390,7 @@
       <w:pPr>
         <w:keepNext w:val="false"/>
         <w:keepLines/>
-        <w:spacing w:after="40" w:line="242"/>
+        <w:spacing w:after="30" w:line="238"/>
         <w:ind w:left="200" w:hanging="200"/>
       </w:pPr>
       <w:r>
@@ -2449,7 +2449,7 @@
       <w:pPr>
         <w:keepNext/>
         <w:keepLines/>
-        <w:spacing w:after="40" w:line="242"/>
+        <w:spacing w:after="30" w:line="238"/>
         <w:ind w:left="200" w:hanging="200"/>
       </w:pPr>
       <w:r>
@@ -2483,7 +2483,7 @@
       <w:pPr>
         <w:keepNext/>
         <w:keepLines/>
-        <w:spacing w:after="40" w:line="242"/>
+        <w:spacing w:after="30" w:line="238"/>
         <w:ind w:left="200" w:hanging="200"/>
       </w:pPr>
       <w:r>
@@ -2517,7 +2517,7 @@
       <w:pPr>
         <w:keepNext/>
         <w:keepLines/>
-        <w:spacing w:after="40" w:line="242"/>
+        <w:spacing w:after="30" w:line="238"/>
         <w:ind w:left="200" w:hanging="200"/>
       </w:pPr>
       <w:r>
@@ -2551,7 +2551,7 @@
       <w:pPr>
         <w:keepNext/>
         <w:keepLines/>
-        <w:spacing w:after="40" w:line="242"/>
+        <w:spacing w:after="30" w:line="238"/>
         <w:ind w:left="200" w:hanging="200"/>
       </w:pPr>
       <w:r>
@@ -2585,7 +2585,7 @@
       <w:pPr>
         <w:keepNext/>
         <w:keepLines/>
-        <w:spacing w:after="40" w:line="242"/>
+        <w:spacing w:after="30" w:line="238"/>
         <w:ind w:left="200" w:hanging="200"/>
       </w:pPr>
       <w:r>
@@ -2619,7 +2619,7 @@
       <w:pPr>
         <w:keepNext/>
         <w:keepLines/>
-        <w:spacing w:after="40" w:line="242"/>
+        <w:spacing w:after="30" w:line="238"/>
         <w:ind w:left="200" w:hanging="200"/>
       </w:pPr>
       <w:r>
@@ -2653,7 +2653,7 @@
       <w:pPr>
         <w:keepNext/>
         <w:keepLines/>
-        <w:spacing w:after="40" w:line="242"/>
+        <w:spacing w:after="30" w:line="238"/>
         <w:ind w:left="200" w:hanging="200"/>
       </w:pPr>
       <w:r>
@@ -2687,7 +2687,7 @@
       <w:pPr>
         <w:keepNext/>
         <w:keepLines/>
-        <w:spacing w:after="40" w:line="242"/>
+        <w:spacing w:after="30" w:line="238"/>
         <w:ind w:left="200" w:hanging="200"/>
       </w:pPr>
       <w:r>
@@ -2721,7 +2721,7 @@
       <w:pPr>
         <w:keepNext w:val="false"/>
         <w:keepLines/>
-        <w:spacing w:after="40" w:line="242"/>
+        <w:spacing w:after="30" w:line="238"/>
         <w:ind w:left="200" w:hanging="200"/>
       </w:pPr>
       <w:r>
@@ -2780,7 +2780,7 @@
       <w:pPr>
         <w:keepNext/>
         <w:keepLines/>
-        <w:spacing w:after="40" w:line="242"/>
+        <w:spacing w:after="30" w:line="238"/>
         <w:ind w:left="200" w:hanging="200"/>
       </w:pPr>
       <w:r>
@@ -2814,7 +2814,7 @@
       <w:pPr>
         <w:keepNext/>
         <w:keepLines/>
-        <w:spacing w:after="40" w:line="242"/>
+        <w:spacing w:after="30" w:line="238"/>
         <w:ind w:left="200" w:hanging="200"/>
       </w:pPr>
       <w:r>
@@ -2848,7 +2848,7 @@
       <w:pPr>
         <w:keepNext/>
         <w:keepLines/>
-        <w:spacing w:after="40" w:line="242"/>
+        <w:spacing w:after="30" w:line="238"/>
         <w:ind w:left="200" w:hanging="200"/>
       </w:pPr>
       <w:r>
@@ -2882,7 +2882,7 @@
       <w:pPr>
         <w:keepNext/>
         <w:keepLines/>
-        <w:spacing w:after="40" w:line="242"/>
+        <w:spacing w:after="30" w:line="238"/>
         <w:ind w:left="200" w:hanging="200"/>
       </w:pPr>
       <w:r>
@@ -2916,7 +2916,7 @@
       <w:pPr>
         <w:keepNext w:val="false"/>
         <w:keepLines/>
-        <w:spacing w:after="40" w:line="242"/>
+        <w:spacing w:after="30" w:line="238"/>
         <w:ind w:left="200" w:hanging="200"/>
       </w:pPr>
       <w:r>
@@ -2952,7 +2952,7 @@
         <w:pBdr>
           <w:bottom w:val="single" w:color="111111" w:sz="6" w:space="6"/>
         </w:pBdr>
-        <w:spacing w:after="100" w:before="160"/>
+        <w:spacing w:after="90" w:before="120"/>
       </w:pPr>
       <w:r>
         <w:rPr>
@@ -2996,9 +2996,9 @@
               <w:right w:val="none" w:color="FFFFFF" w:sz="0"/>
             </w:tcBorders>
             <w:tcMar>
-              <w:top w:type="dxa" w:w="66"/>
-              <w:left w:type="dxa" w:w="120"/>
-              <w:bottom w:type="dxa" w:w="66"/>
+              <w:top w:type="dxa" w:w="54"/>
+              <w:left w:type="dxa" w:w="120"/>
+              <w:bottom w:type="dxa" w:w="54"/>
               <w:right w:type="dxa" w:w="120"/>
             </w:tcMar>
           </w:tcPr>
@@ -3033,9 +3033,9 @@
               <w:right w:val="none" w:color="FFFFFF" w:sz="0"/>
             </w:tcBorders>
             <w:tcMar>
-              <w:top w:type="dxa" w:w="66"/>
-              <w:left w:type="dxa" w:w="120"/>
-              <w:bottom w:type="dxa" w:w="66"/>
+              <w:top w:type="dxa" w:w="54"/>
+              <w:left w:type="dxa" w:w="120"/>
+              <w:bottom w:type="dxa" w:w="54"/>
               <w:right w:type="dxa" w:w="120"/>
             </w:tcMar>
           </w:tcPr>
@@ -3073,9 +3073,9 @@
               <w:right w:val="none" w:color="FFFFFF" w:sz="0"/>
             </w:tcBorders>
             <w:tcMar>
-              <w:top w:type="dxa" w:w="66"/>
-              <w:left w:type="dxa" w:w="120"/>
-              <w:bottom w:type="dxa" w:w="66"/>
+              <w:top w:type="dxa" w:w="54"/>
+              <w:left w:type="dxa" w:w="120"/>
+              <w:bottom w:type="dxa" w:w="54"/>
               <w:right w:type="dxa" w:w="120"/>
             </w:tcMar>
           </w:tcPr>
@@ -3110,9 +3110,9 @@
               <w:right w:val="none" w:color="FFFFFF" w:sz="0"/>
             </w:tcBorders>
             <w:tcMar>
-              <w:top w:type="dxa" w:w="66"/>
-              <w:left w:type="dxa" w:w="120"/>
-              <w:bottom w:type="dxa" w:w="66"/>
+              <w:top w:type="dxa" w:w="54"/>
+              <w:left w:type="dxa" w:w="120"/>
+              <w:bottom w:type="dxa" w:w="54"/>
               <w:right w:type="dxa" w:w="120"/>
             </w:tcMar>
           </w:tcPr>
@@ -3150,9 +3150,9 @@
               <w:right w:val="none" w:color="FFFFFF" w:sz="0"/>
             </w:tcBorders>
             <w:tcMar>
-              <w:top w:type="dxa" w:w="66"/>
-              <w:left w:type="dxa" w:w="120"/>
-              <w:bottom w:type="dxa" w:w="66"/>
+              <w:top w:type="dxa" w:w="54"/>
+              <w:left w:type="dxa" w:w="120"/>
+              <w:bottom w:type="dxa" w:w="54"/>
               <w:right w:type="dxa" w:w="120"/>
             </w:tcMar>
           </w:tcPr>
@@ -3187,9 +3187,9 @@
               <w:right w:val="none" w:color="FFFFFF" w:sz="0"/>
             </w:tcBorders>
             <w:tcMar>
-              <w:top w:type="dxa" w:w="66"/>
-              <w:left w:type="dxa" w:w="120"/>
-              <w:bottom w:type="dxa" w:w="66"/>
+              <w:top w:type="dxa" w:w="54"/>
+              <w:left w:type="dxa" w:w="120"/>
+              <w:bottom w:type="dxa" w:w="54"/>
               <w:right w:type="dxa" w:w="120"/>
             </w:tcMar>
           </w:tcPr>
@@ -3227,9 +3227,9 @@
               <w:right w:val="none" w:color="FFFFFF" w:sz="0"/>
             </w:tcBorders>
             <w:tcMar>
-              <w:top w:type="dxa" w:w="66"/>
-              <w:left w:type="dxa" w:w="120"/>
-              <w:bottom w:type="dxa" w:w="66"/>
+              <w:top w:type="dxa" w:w="54"/>
+              <w:left w:type="dxa" w:w="120"/>
+              <w:bottom w:type="dxa" w:w="54"/>
               <w:right w:type="dxa" w:w="120"/>
             </w:tcMar>
           </w:tcPr>
@@ -3264,9 +3264,9 @@
               <w:right w:val="none" w:color="FFFFFF" w:sz="0"/>
             </w:tcBorders>
             <w:tcMar>
-              <w:top w:type="dxa" w:w="66"/>
-              <w:left w:type="dxa" w:w="120"/>
-              <w:bottom w:type="dxa" w:w="66"/>
+              <w:top w:type="dxa" w:w="54"/>
+              <w:left w:type="dxa" w:w="120"/>
+              <w:bottom w:type="dxa" w:w="54"/>
               <w:right w:type="dxa" w:w="120"/>
             </w:tcMar>
           </w:tcPr>
@@ -3325,7 +3325,7 @@
         <w:pBdr>
           <w:bottom w:val="single" w:color="111111" w:sz="6" w:space="6"/>
         </w:pBdr>
-        <w:spacing w:after="100" w:before="160"/>
+        <w:spacing w:after="90" w:before="120"/>
       </w:pPr>
       <w:r>
         <w:rPr>
@@ -3346,7 +3346,7 @@
       <w:pPr>
         <w:keepNext w:val="false"/>
         <w:keepLines/>
-        <w:spacing w:after="40" w:line="242"/>
+        <w:spacing w:after="30" w:line="238"/>
         <w:ind w:left="200" w:hanging="200"/>
       </w:pPr>
       <w:r>
@@ -3380,7 +3380,7 @@
       <w:pPr>
         <w:keepNext w:val="false"/>
         <w:keepLines/>
-        <w:spacing w:after="40" w:line="242"/>
+        <w:spacing w:after="30" w:line="238"/>
         <w:ind w:left="200" w:hanging="200"/>
       </w:pPr>
       <w:r>
@@ -3414,7 +3414,7 @@
       <w:pPr>
         <w:keepNext w:val="false"/>
         <w:keepLines/>
-        <w:spacing w:after="40" w:line="242"/>
+        <w:spacing w:after="30" w:line="238"/>
         <w:ind w:left="200" w:hanging="200"/>
       </w:pPr>
       <w:r>
@@ -3448,7 +3448,7 @@
       <w:pPr>
         <w:keepNext w:val="false"/>
         <w:keepLines/>
-        <w:spacing w:after="40" w:line="242"/>
+        <w:spacing w:after="30" w:line="238"/>
         <w:ind w:left="200" w:hanging="200"/>
       </w:pPr>
       <w:r>
@@ -3484,7 +3484,7 @@
         <w:pBdr>
           <w:bottom w:val="single" w:color="111111" w:sz="6" w:space="6"/>
         </w:pBdr>
-        <w:spacing w:after="100" w:before="160"/>
+        <w:spacing w:after="90" w:before="120"/>
       </w:pPr>
       <w:r>
         <w:rPr>
@@ -3525,7 +3525,7 @@
       <w:pPr>
         <w:keepNext w:val="false"/>
         <w:keepLines/>
-        <w:spacing w:after="40" w:line="242"/>
+        <w:spacing w:after="30" w:line="238"/>
         <w:ind w:left="200" w:hanging="200"/>
       </w:pPr>
       <w:r>
@@ -3559,7 +3559,7 @@
       <w:pPr>
         <w:keepNext w:val="false"/>
         <w:keepLines/>
-        <w:spacing w:after="40" w:line="242"/>
+        <w:spacing w:after="30" w:line="238"/>
         <w:ind w:left="200" w:hanging="200"/>
       </w:pPr>
       <w:r>
@@ -3593,7 +3593,7 @@
       <w:pPr>
         <w:keepNext w:val="false"/>
         <w:keepLines/>
-        <w:spacing w:after="40" w:line="242"/>
+        <w:spacing w:after="30" w:line="238"/>
         <w:ind w:left="200" w:hanging="200"/>
       </w:pPr>
       <w:r>
@@ -3627,7 +3627,7 @@
       <w:pPr>
         <w:keepNext w:val="false"/>
         <w:keepLines/>
-        <w:spacing w:after="40" w:line="242"/>
+        <w:spacing w:after="30" w:line="238"/>
         <w:ind w:left="200" w:hanging="200"/>
       </w:pPr>
       <w:r>
@@ -3661,7 +3661,7 @@
       <w:pPr>
         <w:keepNext w:val="false"/>
         <w:keepLines/>
-        <w:spacing w:after="40" w:line="242"/>
+        <w:spacing w:after="30" w:line="238"/>
         <w:ind w:left="200" w:hanging="200"/>
       </w:pPr>
       <w:r>
@@ -3695,7 +3695,7 @@
       <w:pPr>
         <w:keepNext w:val="false"/>
         <w:keepLines/>
-        <w:spacing w:after="40" w:line="242"/>
+        <w:spacing w:after="30" w:line="238"/>
         <w:ind w:left="200" w:hanging="200"/>
       </w:pPr>
       <w:r>
@@ -3729,7 +3729,7 @@
       <w:pPr>
         <w:keepNext w:val="false"/>
         <w:keepLines/>
-        <w:spacing w:after="40" w:line="242"/>
+        <w:spacing w:after="30" w:line="238"/>
         <w:ind w:left="200" w:hanging="200"/>
       </w:pPr>
       <w:r>
@@ -3765,7 +3765,7 @@
         <w:pBdr>
           <w:bottom w:val="single" w:color="111111" w:sz="6" w:space="6"/>
         </w:pBdr>
-        <w:spacing w:after="100" w:before="160"/>
+        <w:spacing w:after="90" w:before="120"/>
       </w:pPr>
       <w:r>
         <w:rPr>
@@ -3786,7 +3786,7 @@
       <w:pPr>
         <w:keepNext w:val="false"/>
         <w:keepLines/>
-        <w:spacing w:after="40" w:line="242"/>
+        <w:spacing w:after="30" w:line="238"/>
         <w:ind w:left="200" w:hanging="200"/>
       </w:pPr>
       <w:r>
@@ -3820,7 +3820,7 @@
       <w:pPr>
         <w:keepNext w:val="false"/>
         <w:keepLines/>
-        <w:spacing w:after="40" w:line="242"/>
+        <w:spacing w:after="30" w:line="238"/>
         <w:ind w:left="200" w:hanging="200"/>
       </w:pPr>
       <w:r>
@@ -3854,7 +3854,7 @@
       <w:pPr>
         <w:keepNext w:val="false"/>
         <w:keepLines/>
-        <w:spacing w:after="40" w:line="242"/>
+        <w:spacing w:after="30" w:line="238"/>
         <w:ind w:left="200" w:hanging="200"/>
       </w:pPr>
       <w:r>
@@ -3888,7 +3888,7 @@
       <w:pPr>
         <w:keepNext w:val="false"/>
         <w:keepLines/>
-        <w:spacing w:after="40" w:line="242"/>
+        <w:spacing w:after="30" w:line="238"/>
         <w:ind w:left="200" w:hanging="200"/>
       </w:pPr>
       <w:r>
@@ -3922,7 +3922,7 @@
       <w:pPr>
         <w:keepNext w:val="false"/>
         <w:keepLines/>
-        <w:spacing w:after="40" w:line="242"/>
+        <w:spacing w:after="30" w:line="238"/>
         <w:ind w:left="200" w:hanging="200"/>
       </w:pPr>
       <w:r>
@@ -3954,7 +3954,7 @@
     </w:p>
     <w:p>
       <w:pPr>
-        <w:spacing w:after="100"/>
+        <w:spacing w:after="60"/>
       </w:pPr>
     </w:p>
     <w:p>
@@ -4021,7 +4021,7 @@
       <w:pPr>
         <w:keepNext/>
         <w:keepLines/>
-        <w:spacing w:after="520" w:before="0" w:line="260"/>
+        <w:spacing w:after="200" w:before="0" w:line="260"/>
       </w:pPr>
       <w:r>
         <w:rPr>
@@ -4044,15 +4044,15 @@
       </w:pPr>
       <w:r>
         <w:drawing>
-          <wp:anchor distT="0" distB="0" distL="0" distR="0" simplePos="0" allowOverlap="1" behindDoc="0" locked="0" layoutInCell="1" relativeHeight="1085850">
+          <wp:anchor distT="0" distB="0" distL="0" distR="0" simplePos="0" allowOverlap="1" behindDoc="0" locked="0" layoutInCell="1" relativeHeight="1685925">
             <wp:simplePos x="0" y="0"/>
             <wp:positionH relativeFrom="column">
-              <wp:posOffset>530352</wp:posOffset>
+              <wp:posOffset>849478</wp:posOffset>
             </wp:positionH>
             <wp:positionV relativeFrom="paragraph">
-              <wp:posOffset>-274320</wp:posOffset>
+              <wp:posOffset>-240487</wp:posOffset>
             </wp:positionV>
-            <wp:extent cx="1123950" cy="1085850"/>
+            <wp:extent cx="1743075" cy="1685925"/>
             <wp:effectExtent t="0" r="0" b="0" l="0"/>
             <wp:wrapNone/>
             <wp:docPr id="1" name="" descr="" title=""/>
@@ -4078,7 +4078,7 @@
                   <pic:spPr bwMode="auto">
                     <a:xfrm>
                       <a:off x="0" y="0"/>
-                      <a:ext cx="1123950" cy="1085850"/>
+                      <a:ext cx="1743075" cy="1685925"/>
                     </a:xfrm>
                     <a:prstGeom prst="rect">
                       <a:avLst/>
@@ -4092,15 +4092,15 @@
       </w:r>
       <w:r>
         <w:drawing>
-          <wp:anchor distT="0" distB="0" distL="0" distR="0" simplePos="0" allowOverlap="1" behindDoc="0" locked="0" layoutInCell="1" relativeHeight="981075">
+          <wp:anchor distT="0" distB="0" distL="0" distR="0" simplePos="0" allowOverlap="1" behindDoc="0" locked="0" layoutInCell="1" relativeHeight="742950">
             <wp:simplePos x="0" y="0"/>
             <wp:positionH relativeFrom="column">
-              <wp:posOffset>1188720</wp:posOffset>
+              <wp:posOffset>972922</wp:posOffset>
             </wp:positionH>
             <wp:positionV relativeFrom="paragraph">
-              <wp:posOffset>-420624</wp:posOffset>
+              <wp:posOffset>-427939</wp:posOffset>
             </wp:positionV>
-            <wp:extent cx="1600200" cy="981075"/>
+            <wp:extent cx="1209675" cy="742950"/>
             <wp:effectExtent t="0" r="0" b="0" l="0"/>
             <wp:wrapNone/>
             <wp:docPr id="1" name="" descr="" title=""/>
@@ -4126,7 +4126,7 @@
                   <pic:spPr bwMode="auto">
                     <a:xfrm>
                       <a:off x="0" y="0"/>
-                      <a:ext cx="1600200" cy="981075"/>
+                      <a:ext cx="1209675" cy="742950"/>
                     </a:xfrm>
                     <a:prstGeom prst="rect">
                       <a:avLst/>

--- a/presentations/aurora-hotel/kp/MOST_KP_Bukhtarminskaya_EP_rev2.docx
+++ b/presentations/aurora-hotel/kp/MOST_KP_Bukhtarminskaya_EP_rev2.docx
@@ -442,7 +442,7 @@
                 <w:sz w:val="20"/>
                 <w:szCs w:val="20"/>
               </w:rPr>
-              <w:t xml:space="preserve">280 номеров</w:t>
+              <w:t xml:space="preserve">150 номеров</w:t>
             </w:r>
           </w:p>
         </w:tc>
